--- a/raw files/H1 GP/exam papers/prelim QP/2025 VJC P2 prelim H1 GP.docx
+++ b/raw files/H1 GP/exam papers/prelim QP/2025 VJC P2 prelim H1 GP.docx
@@ -1,6 +1,6 @@
 
 <file path=word/document.xml><?xml version="1.0" encoding="utf-8"?>
-<w:document xmlns:wpc="http://schemas.microsoft.com/office/word/2010/wordprocessingCanvas" xmlns:cx="http://schemas.microsoft.com/office/drawing/2014/chartex" xmlns:cx1="http://schemas.microsoft.com/office/drawing/2015/9/8/chartex" xmlns:cx2="http://schemas.microsoft.com/office/drawing/2015/10/21/chartex" xmlns:cx3="http://schemas.microsoft.com/office/drawing/2016/5/9/chartex" xmlns:cx4="http://schemas.microsoft.com/office/drawing/2016/5/10/chartex" xmlns:cx5="http://schemas.microsoft.com/office/drawing/2016/5/11/chartex" xmlns:cx6="http://schemas.microsoft.com/office/drawing/2016/5/12/chartex" xmlns:cx7="http://schemas.microsoft.com/office/drawing/2016/5/13/chartex" xmlns:cx8="http://schemas.microsoft.com/office/drawing/2016/5/14/chartex" xmlns:mc="http://schemas.openxmlformats.org/markup-compatibility/2006" xmlns:m="http://schemas.openxmlformats.org/officeDocument/2006/math" xmlns:aink="http://schemas.microsoft.com/office/drawing/2016/ink" xmlns:am3d="http://schemas.microsoft.com/office/drawing/2017/model3d" xmlns:oel="http://schemas.microsoft.com/office/2019/extlst" xmlns:r="http://schemas.openxmlformats.org/officeDocument/2006/relationships" xmlns:wp14="http://schemas.microsoft.com/office/word/2010/wordprocessingDrawing" xmlns:wp="http://schemas.openxmlformats.org/drawingml/2006/wordprocessingDrawing" xmlns:wpg="http://schemas.microsoft.com/office/word/2010/wordprocessingGroup" xmlns:wpi="http://schemas.microsoft.com/office/word/2010/wordprocessingInk" xmlns:wps="http://schemas.microsoft.com/office/word/2010/wordprocessingShape" xmlns:o="urn:schemas-microsoft-com:office:office" xmlns:v="urn:schemas-microsoft-com:vml" xmlns:w10="urn:schemas-microsoft-com:office:word" xmlns:w="http://schemas.openxmlformats.org/wordprocessingml/2006/main" xmlns:w14="http://schemas.microsoft.com/office/word/2010/wordml" xmlns:w15="http://schemas.microsoft.com/office/word/2012/wordml" xmlns:w16cex="http://schemas.microsoft.com/office/word/2018/wordml/cex" xmlns:w16cid="http://schemas.microsoft.com/office/word/2016/wordml/cid" xmlns:w16="http://schemas.microsoft.com/office/word/2018/wordml" xmlns:w16sdtdh="http://schemas.microsoft.com/office/word/2020/wordml/sdtdatahash" xmlns:w16sdtfl="http://schemas.microsoft.com/office/word/2024/wordml/sdtformatlock" xmlns:w16se="http://schemas.microsoft.com/office/word/2015/wordml/symex" xmlns:w16du="http://schemas.microsoft.com/office/word/2023/wordml/word16du" xmlns:wne="http://schemas.microsoft.com/office/word/2006/wordml" mc:Ignorable="w14 w15 w16se w16cid w16 w16cex w16sdtdh w16sdtfl w16du wp14">
+<w:document xmlns:wpc="http://schemas.microsoft.com/office/word/2010/wordprocessingCanvas" xmlns:cx="http://schemas.microsoft.com/office/drawing/2014/chartex" xmlns:cx1="http://schemas.microsoft.com/office/drawing/2015/9/8/chartex" xmlns:cx2="http://schemas.microsoft.com/office/drawing/2015/10/21/chartex" xmlns:cx3="http://schemas.microsoft.com/office/drawing/2016/5/9/chartex" xmlns:cx4="http://schemas.microsoft.com/office/drawing/2016/5/10/chartex" xmlns:cx5="http://schemas.microsoft.com/office/drawing/2016/5/11/chartex" xmlns:cx6="http://schemas.microsoft.com/office/drawing/2016/5/12/chartex" xmlns:cx7="http://schemas.microsoft.com/office/drawing/2016/5/13/chartex" xmlns:cx8="http://schemas.microsoft.com/office/drawing/2016/5/14/chartex" xmlns:mc="http://schemas.openxmlformats.org/markup-compatibility/2006" xmlns:aink="http://schemas.microsoft.com/office/drawing/2016/ink" xmlns:am3d="http://schemas.microsoft.com/office/drawing/2017/model3d" xmlns:o="urn:schemas-microsoft-com:office:office" xmlns:oel="http://schemas.microsoft.com/office/2019/extlst" xmlns:r="http://schemas.openxmlformats.org/officeDocument/2006/relationships" xmlns:m="http://schemas.openxmlformats.org/officeDocument/2006/math" xmlns:v="urn:schemas-microsoft-com:vml" xmlns:wp14="http://schemas.microsoft.com/office/word/2010/wordprocessingDrawing" xmlns:wp="http://schemas.openxmlformats.org/drawingml/2006/wordprocessingDrawing" xmlns:w10="urn:schemas-microsoft-com:office:word" xmlns:w="http://schemas.openxmlformats.org/wordprocessingml/2006/main" xmlns:w14="http://schemas.microsoft.com/office/word/2010/wordml" xmlns:w15="http://schemas.microsoft.com/office/word/2012/wordml" xmlns:w16cex="http://schemas.microsoft.com/office/word/2018/wordml/cex" xmlns:w16cid="http://schemas.microsoft.com/office/word/2016/wordml/cid" xmlns:w16="http://schemas.microsoft.com/office/word/2018/wordml" xmlns:w16du="http://schemas.microsoft.com/office/word/2023/wordml/word16du" xmlns:w16sdtdh="http://schemas.microsoft.com/office/word/2020/wordml/sdtdatahash" xmlns:w16sdtfl="http://schemas.microsoft.com/office/word/2024/wordml/sdtformatlock" xmlns:w16se="http://schemas.microsoft.com/office/word/2015/wordml/symex" xmlns:wpg="http://schemas.microsoft.com/office/word/2010/wordprocessingGroup" xmlns:wpi="http://schemas.microsoft.com/office/word/2010/wordprocessingInk" xmlns:wne="http://schemas.microsoft.com/office/word/2006/wordml" xmlns:wps="http://schemas.microsoft.com/office/word/2010/wordprocessingShape" mc:Ignorable="w14 w15 w16se w16cid w16 w16cex w16sdtdh w16sdtfl w16du wp14">
   <w:body>
     <w:p>
       <w:pPr>
@@ -434,6 +434,15 @@
                     </w:rPr>
                     <w:t xml:space="preserve"> (line 2) in the past?</w:t>
                   </w:r>
+                  <w:r>
+                    <w:rPr>
+                      <w:rFonts w:ascii="Arial" w:eastAsia="Arial" w:hAnsi="Arial" w:cs="Arial"/>
+                      <w:color w:val="000000"/>
+                      <w:sz w:val="22"/>
+                      <w:szCs w:val="22"/>
+                    </w:rPr>
+                    <w:t xml:space="preserve"> (</w:t>
+                  </w:r>
                 </w:p>
                 <w:p>
                   <w:pPr>
@@ -683,7 +692,25 @@
                       <w:sz w:val="22"/>
                       <w:szCs w:val="22"/>
                     </w:rPr>
-                    <w:t xml:space="preserve">                                                                      </w:t>
+                    <w:t xml:space="preserve"> </w:t>
+                  </w:r>
+                  <w:r>
+                    <w:rPr>
+                      <w:rFonts w:ascii="Arial" w:eastAsia="Arial" w:hAnsi="Arial" w:cs="Arial"/>
+                      <w:color w:val="000000"/>
+                      <w:sz w:val="22"/>
+                      <w:szCs w:val="22"/>
+                    </w:rPr>
+                    <w:t>(</w:t>
+                  </w:r>
+                  <w:r>
+                    <w:rPr>
+                      <w:rFonts w:ascii="Arial" w:eastAsia="Arial" w:hAnsi="Arial" w:cs="Arial"/>
+                      <w:color w:val="000000"/>
+                      <w:sz w:val="22"/>
+                      <w:szCs w:val="22"/>
+                    </w:rPr>
+                    <w:t xml:space="preserve">                                                                     </w:t>
                   </w:r>
                 </w:p>
                 <w:p>
@@ -785,6 +812,15 @@
                       <w:szCs w:val="22"/>
                     </w:rPr>
                     <w:t>In paragraph 3, how does the author support her claim that there has been ‘a greater impact on reading habits for the young compared to other age groups’ (lines 23-24)?</w:t>
+                  </w:r>
+                  <w:r>
+                    <w:rPr>
+                      <w:rFonts w:ascii="Arial" w:eastAsia="Arial" w:hAnsi="Arial" w:cs="Arial"/>
+                      <w:color w:val="000000"/>
+                      <w:sz w:val="22"/>
+                      <w:szCs w:val="22"/>
+                    </w:rPr>
+                    <w:t xml:space="preserve"> (</w:t>
                   </w:r>
                 </w:p>
                 <w:p>
@@ -1972,52 +2008,16 @@
                     </w:rPr>
                     <w:t xml:space="preserve"> time when there was less to read, watch, hear and learn’ (lines 36-37)?</w:t>
                   </w:r>
-                </w:p>
-                <w:p>
-                  <w:pPr>
-                    <w:jc w:val="both"/>
+                  <w:r>
                     <w:rPr>
                       <w:rFonts w:ascii="Arial" w:hAnsi="Arial" w:cs="Arial"/>
                       <w:sz w:val="22"/>
                       <w:szCs w:val="22"/>
                     </w:rPr>
-                  </w:pPr>
-                </w:p>
-                <w:p>
-                  <w:pPr>
-                    <w:spacing w:line="480" w:lineRule="auto"/>
-                    <w:ind w:right="-300"/>
-                    <w:jc w:val="both"/>
-                  </w:pPr>
-                  <w:r>
-                    <w:t>________________________________________________________________________</w:t>
-                  </w:r>
-                  <w:r>
-                    <w:t>___</w:t>
-                  </w:r>
-                  <w:r>
-                    <w:t>_</w:t>
-                  </w:r>
-                </w:p>
-                <w:p>
-                  <w:pPr>
-                    <w:spacing w:line="480" w:lineRule="auto"/>
-                    <w:ind w:right="-195"/>
-                    <w:jc w:val="both"/>
-                    <w:rPr>
-                      <w:rFonts w:ascii="Arial" w:eastAsia="Arial" w:hAnsi="Arial" w:cs="Arial"/>
-                      <w:sz w:val="22"/>
-                      <w:szCs w:val="22"/>
-                    </w:rPr>
-                  </w:pPr>
-                  <w:r>
-                    <w:t>_____________________________________________________________________________________________________________________________________________________________________________________________________________________</w:t>
-                  </w:r>
-                  <w:r>
-                    <w:t>_______</w:t>
-                  </w:r>
-                  <w:r>
-                    <w:t xml:space="preserve">__ </w:t>
+                    <w:t xml:space="preserve"> (author intention – closing line)</w:t>
+                  </w:r>
+                  <w:r>
+                    <w:t xml:space="preserve"> </w:t>
                   </w:r>
                   <w:r>
                     <w:rPr>
@@ -2049,6 +2049,15 @@
                     <w:spacing w:line="480" w:lineRule="auto"/>
                     <w:jc w:val="both"/>
                   </w:pPr>
+                </w:p>
+                <w:p>
+                  <w:pPr>
+                    <w:spacing w:line="480" w:lineRule="auto"/>
+                    <w:jc w:val="both"/>
+                  </w:pPr>
+                  <w:r>
+                    <w:t xml:space="preserve">The author </w:t>
+                  </w:r>
                 </w:p>
               </w:tc>
             </w:tr>
@@ -2213,6 +2222,22 @@
                       <w:szCs w:val="22"/>
                     </w:rPr>
                     <w:t xml:space="preserve"> (line 38)?</w:t>
+                  </w:r>
+                  <w:r>
+                    <w:rPr>
+                      <w:rFonts w:ascii="Arial" w:hAnsi="Arial" w:cs="Arial"/>
+                      <w:sz w:val="22"/>
+                      <w:szCs w:val="22"/>
+                    </w:rPr>
+                    <w:t xml:space="preserve"> </w:t>
+                  </w:r>
+                  <w:r>
+                    <w:rPr>
+                      <w:rFonts w:ascii="Arial" w:hAnsi="Arial" w:cs="Arial"/>
+                      <w:sz w:val="22"/>
+                      <w:szCs w:val="22"/>
+                    </w:rPr>
+                    <w:t>(logical suggestion)</w:t>
                   </w:r>
                 </w:p>
                 <w:p>
@@ -3328,11 +3353,6 @@
                   <w:pPr>
                     <w:ind w:right="-38"/>
                     <w:jc w:val="both"/>
-                    <w:rPr>
-                      <w:rFonts w:ascii="Arial" w:eastAsia="Arial" w:hAnsi="Arial" w:cs="Arial"/>
-                      <w:sz w:val="22"/>
-                      <w:szCs w:val="22"/>
-                    </w:rPr>
                   </w:pPr>
                   <w:r>
                     <w:rPr>
@@ -3358,77 +3378,301 @@
                       <w:szCs w:val="22"/>
                     </w:rPr>
                     <w:t>.</w:t>
+                  </w:r>
+                  <w:r>
+                    <w:t xml:space="preserve"> </w:t>
+                  </w:r>
+                  <w:r>
+                    <w:rPr>
+                      <w:rFonts w:ascii="Arial" w:eastAsia="Arial" w:hAnsi="Arial" w:cs="Arial"/>
+                      <w:sz w:val="22"/>
+                      <w:szCs w:val="22"/>
+                    </w:rPr>
+                    <w:t>[8]</w:t>
+                  </w:r>
+                  <w:r>
+                    <w:t xml:space="preserve">         </w:t>
                   </w:r>
                 </w:p>
                 <w:p>
                   <w:pPr>
                     <w:ind w:right="-38"/>
                     <w:jc w:val="both"/>
-                    <w:rPr>
-                      <w:rFonts w:ascii="Arial" w:eastAsia="Arial" w:hAnsi="Arial" w:cs="Arial"/>
-                      <w:sz w:val="22"/>
-                      <w:szCs w:val="22"/>
-                    </w:rPr>
-                  </w:pPr>
-                </w:p>
-                <w:p>
-                  <w:pPr>
-                    <w:spacing w:line="480" w:lineRule="auto"/>
-                    <w:ind w:right="-210"/>
+                  </w:pPr>
+                </w:p>
+                <w:p>
+                  <w:pPr>
+                    <w:ind w:right="-38"/>
                     <w:jc w:val="both"/>
-                  </w:pPr>
-                  <w:r>
-                    <w:t>_______________________________________________________________________________________________________________________________________________________________________________________________________________________________________________________________________________________________________________________________________________________________________________________________________________________________________________________________________________________________________________________________</w:t>
-                  </w:r>
-                  <w:r>
-                    <w:t>_____________________</w:t>
-                  </w:r>
-                </w:p>
-                <w:p>
-                  <w:pPr>
-                    <w:spacing w:line="480" w:lineRule="auto"/>
-                    <w:ind w:right="-210"/>
-                    <w:jc w:val="both"/>
-                  </w:pPr>
-                  <w:r>
-                    <w:t>_________________________________________________________________________</w:t>
-                  </w:r>
-                  <w:r>
-                    <w:t>___</w:t>
-                  </w:r>
-                </w:p>
-                <w:p>
-                  <w:pPr>
-                    <w:spacing w:line="480" w:lineRule="auto"/>
-                    <w:ind w:right="-210"/>
-                    <w:jc w:val="both"/>
-                  </w:pPr>
-                  <w:r>
-                    <w:t>_________________________________________________________________________</w:t>
-                  </w:r>
-                  <w:r>
-                    <w:t>___</w:t>
-                  </w:r>
-                </w:p>
-                <w:p>
-                  <w:pPr>
-                    <w:spacing w:line="480" w:lineRule="auto"/>
-                    <w:ind w:right="-105"/>
-                    <w:jc w:val="both"/>
-                  </w:pPr>
-                  <w:r>
-                    <w:t xml:space="preserve">___________________________________________________________________________________________________________________________________________________________________________________________________________________________________________________________________________________________________________________________________________________________________________________________________________________________________________________________________________________________________________________________________________ </w:t>
-                  </w:r>
-                  <w:r>
-                    <w:rPr>
-                      <w:rFonts w:ascii="Arial" w:eastAsia="Arial" w:hAnsi="Arial" w:cs="Arial"/>
-                      <w:sz w:val="22"/>
-                      <w:szCs w:val="22"/>
-                    </w:rPr>
-                    <w:t>[8]</w:t>
-                  </w:r>
-                  <w:r>
-                    <w:t xml:space="preserve">                                                                              </w:t>
+                    <w:rPr>
+                      <w:rFonts w:ascii="Arial" w:eastAsia="Arial" w:hAnsi="Arial" w:cs="Arial"/>
+                      <w:sz w:val="22"/>
+                      <w:szCs w:val="22"/>
+                    </w:rPr>
+                  </w:pPr>
+                  <w:r>
+                    <w:t xml:space="preserve">Reading </w:t>
+                  </w:r>
+                  <w:r>
+                    <w:t xml:space="preserve">remains </w:t>
+                  </w:r>
+                  <w:r>
+                    <w:t>cognitively immersive</w:t>
+                  </w:r>
+                  <w:r>
+                    <w:t xml:space="preserve"> and </w:t>
+                  </w:r>
+                  <w:r>
+                    <w:t>mainstream</w:t>
+                  </w:r>
+                  <w:r>
+                    <w:t xml:space="preserve"> </w:t>
+                  </w:r>
+                  <w:r>
+                    <w:t xml:space="preserve">in spite of </w:t>
+                  </w:r>
+                  <w:r>
+                    <w:t>widespread</w:t>
+                  </w:r>
+                  <w:r>
+                    <w:t xml:space="preserve"> </w:t>
+                  </w:r>
+                  <w:r>
+                    <w:t>modern</w:t>
+                  </w:r>
+                  <w:r>
+                    <w:t xml:space="preserve"> distrac</w:t>
+                  </w:r>
+                  <w:r>
+                    <w:t xml:space="preserve">tions. </w:t>
+                  </w:r>
+                  <w:r>
+                    <w:t xml:space="preserve">Leisure reading </w:t>
+                  </w:r>
+                  <w:r>
+                    <w:t>aff</w:t>
+                  </w:r>
+                  <w:r>
+                    <w:t>ir</w:t>
+                  </w:r>
+                  <w:r>
+                    <w:t>ms</w:t>
+                  </w:r>
+                  <w:r>
+                    <w:t xml:space="preserve"> </w:t>
+                  </w:r>
+                  <w:r>
+                    <w:t xml:space="preserve">oneself </w:t>
+                  </w:r>
+                  <w:r>
+                    <w:t>through growth in</w:t>
+                  </w:r>
+                  <w:r>
+                    <w:t xml:space="preserve"> </w:t>
+                  </w:r>
+                  <w:r>
+                    <w:t xml:space="preserve">reading proficiency. </w:t>
+                  </w:r>
+                  <w:r>
+                    <w:t xml:space="preserve">Frequent reading </w:t>
+                  </w:r>
+                  <w:r>
+                    <w:t xml:space="preserve">establishes </w:t>
+                  </w:r>
+                  <w:r>
+                    <w:t xml:space="preserve">vocabulary, </w:t>
+                  </w:r>
+                  <w:r>
+                    <w:t xml:space="preserve">sharpens </w:t>
+                  </w:r>
+                  <w:r>
+                    <w:t>comprehension</w:t>
+                  </w:r>
+                  <w:r>
+                    <w:t xml:space="preserve"> skills</w:t>
+                  </w:r>
+                  <w:r>
+                    <w:t xml:space="preserve">, </w:t>
+                  </w:r>
+                  <w:r>
+                    <w:t xml:space="preserve">boosting academic prowess. </w:t>
+                  </w:r>
+                  <w:r>
+                    <w:t xml:space="preserve">Reading </w:t>
+                  </w:r>
+                  <w:r>
+                    <w:t>spurs imagination</w:t>
+                  </w:r>
+                  <w:r>
+                    <w:t xml:space="preserve">, fostering </w:t>
+                  </w:r>
+                  <w:r>
+                    <w:t xml:space="preserve">distinctive </w:t>
+                  </w:r>
+                  <w:r>
+                    <w:t>ways of thought</w:t>
+                  </w:r>
+                  <w:r>
+                    <w:t xml:space="preserve"> as </w:t>
+                  </w:r>
+                  <w:r>
+                    <w:t xml:space="preserve">they </w:t>
+                  </w:r>
+                  <w:r>
+                    <w:t xml:space="preserve">picture </w:t>
+                  </w:r>
+                  <w:r>
+                    <w:t xml:space="preserve">content </w:t>
+                  </w:r>
+                  <w:r>
+                    <w:t xml:space="preserve">with greater </w:t>
+                  </w:r>
+                  <w:r>
+                    <w:t>refinement and</w:t>
+                  </w:r>
+                  <w:r>
+                    <w:t xml:space="preserve"> further</w:t>
+                  </w:r>
+                  <w:r>
+                    <w:t xml:space="preserve"> </w:t>
+                  </w:r>
+                  <w:r>
+                    <w:t>perception</w:t>
+                  </w:r>
+                  <w:r>
+                    <w:t xml:space="preserve"> than</w:t>
+                  </w:r>
+                  <w:r>
+                    <w:t xml:space="preserve"> other</w:t>
+                  </w:r>
+                  <w:r>
+                    <w:t xml:space="preserve"> </w:t>
+                  </w:r>
+                  <w:r>
+                    <w:t>digital formats</w:t>
+                  </w:r>
+                  <w:r>
+                    <w:t>, which</w:t>
+                  </w:r>
+                  <w:r>
+                    <w:t xml:space="preserve"> creates</w:t>
+                  </w:r>
+                  <w:r>
+                    <w:t xml:space="preserve"> a </w:t>
+                  </w:r>
+                  <w:r>
+                    <w:t xml:space="preserve">self-tailored </w:t>
+                  </w:r>
+                  <w:r>
+                    <w:t>understanding of the story</w:t>
+                  </w:r>
+                  <w:r>
+                    <w:t xml:space="preserve"> while other digital formats </w:t>
+                  </w:r>
+                  <w:r>
+                    <w:t>have</w:t>
+                  </w:r>
+                  <w:r>
+                    <w:t xml:space="preserve"> a</w:t>
+                  </w:r>
+                  <w:r>
+                    <w:t xml:space="preserve"> fixed</w:t>
+                  </w:r>
+                  <w:r>
+                    <w:t xml:space="preserve"> exposition</w:t>
+                  </w:r>
+                  <w:r>
+                    <w:t xml:space="preserve">. </w:t>
+                  </w:r>
+                  <w:r>
+                    <w:t xml:space="preserve">Reading </w:t>
+                  </w:r>
+                  <w:r>
+                    <w:t xml:space="preserve">has </w:t>
+                  </w:r>
+                  <w:r>
+                    <w:t xml:space="preserve">wider, </w:t>
+                  </w:r>
+                  <w:r>
+                    <w:t xml:space="preserve">more </w:t>
+                  </w:r>
+                  <w:r>
+                    <w:t xml:space="preserve">insightful </w:t>
+                  </w:r>
+                  <w:r>
+                    <w:t xml:space="preserve">impact </w:t>
+                  </w:r>
+                  <w:r>
+                    <w:t xml:space="preserve">as </w:t>
+                  </w:r>
+                  <w:r>
+                    <w:t xml:space="preserve">reading fiction </w:t>
+                  </w:r>
+                  <w:r>
+                    <w:t xml:space="preserve">allows us to </w:t>
+                  </w:r>
+                  <w:r>
+                    <w:t>view</w:t>
+                  </w:r>
+                  <w:r>
+                    <w:t xml:space="preserve"> and understand</w:t>
+                  </w:r>
+                  <w:r>
+                    <w:t xml:space="preserve"> </w:t>
+                  </w:r>
+                  <w:r>
+                    <w:t xml:space="preserve">the world from </w:t>
+                  </w:r>
+                  <w:r>
+                    <w:t>different</w:t>
+                  </w:r>
+                  <w:r>
+                    <w:t xml:space="preserve"> perspectives</w:t>
+                  </w:r>
+                  <w:r>
+                    <w:t xml:space="preserve"> of others</w:t>
+                  </w:r>
+                  <w:r>
+                    <w:t xml:space="preserve">. </w:t>
+                  </w:r>
+                  <w:r>
+                    <w:t xml:space="preserve">Fictional </w:t>
+                  </w:r>
+                  <w:r>
+                    <w:t xml:space="preserve">depictions </w:t>
+                  </w:r>
+                  <w:r>
+                    <w:t>of history</w:t>
+                  </w:r>
+                  <w:r>
+                    <w:t xml:space="preserve"> </w:t>
+                  </w:r>
+                  <w:r>
+                    <w:t>illustrate history</w:t>
+                  </w:r>
+                  <w:r>
+                    <w:t xml:space="preserve"> </w:t>
+                  </w:r>
+                  <w:r>
+                    <w:t>in a way that</w:t>
+                  </w:r>
+                  <w:r>
+                    <w:t xml:space="preserve"> emotionally</w:t>
+                  </w:r>
+                  <w:r>
+                    <w:t xml:space="preserve"> connects to the reader </w:t>
+                  </w:r>
+                  <w:r>
+                    <w:t xml:space="preserve">that </w:t>
+                  </w:r>
+                  <w:r>
+                    <w:t xml:space="preserve">historical texts </w:t>
+                  </w:r>
+                  <w:r>
+                    <w:t>seldom can</w:t>
+                  </w:r>
+                  <w:r>
+                    <w:t xml:space="preserve">. </w:t>
                   </w:r>
                 </w:p>
                 <w:p>
@@ -3448,23 +3692,29 @@
                     <w:ind w:right="-105"/>
                     <w:jc w:val="right"/>
                   </w:pPr>
-                  <w:proofErr w:type="gramStart"/>
-                  <w:r>
-                    <w:rPr>
-                      <w:rFonts w:ascii="Arial" w:eastAsia="Arial" w:hAnsi="Arial" w:cs="Arial"/>
-                      <w:sz w:val="22"/>
-                      <w:szCs w:val="22"/>
-                    </w:rPr>
-                    <w:t xml:space="preserve">(  </w:t>
-                  </w:r>
-                  <w:proofErr w:type="gramEnd"/>
-                  <w:r>
-                    <w:rPr>
-                      <w:rFonts w:ascii="Arial" w:eastAsia="Arial" w:hAnsi="Arial" w:cs="Arial"/>
-                      <w:sz w:val="22"/>
-                      <w:szCs w:val="22"/>
-                    </w:rPr>
-                    <w:t xml:space="preserve">        words)</w:t>
+                  <w:r>
+                    <w:rPr>
+                      <w:rFonts w:ascii="Arial" w:eastAsia="Arial" w:hAnsi="Arial" w:cs="Arial"/>
+                      <w:sz w:val="22"/>
+                      <w:szCs w:val="22"/>
+                    </w:rPr>
+                    <w:t>(</w:t>
+                  </w:r>
+                  <w:r>
+                    <w:rPr>
+                      <w:rFonts w:ascii="Arial" w:eastAsia="Arial" w:hAnsi="Arial" w:cs="Arial"/>
+                      <w:sz w:val="22"/>
+                      <w:szCs w:val="22"/>
+                    </w:rPr>
+                    <w:t>111</w:t>
+                  </w:r>
+                  <w:r>
+                    <w:rPr>
+                      <w:rFonts w:ascii="Arial" w:eastAsia="Arial" w:hAnsi="Arial" w:cs="Arial"/>
+                      <w:sz w:val="22"/>
+                      <w:szCs w:val="22"/>
+                    </w:rPr>
+                    <w:t xml:space="preserve"> words)</w:t>
                   </w:r>
                 </w:p>
               </w:tc>
@@ -5859,7 +6109,41 @@
                       <w:sz w:val="22"/>
                       <w:szCs w:val="22"/>
                     </w:rPr>
-                    <w:t xml:space="preserve"> importance of reading in today’s world. </w:t>
+                    <w:t xml:space="preserve"> </w:t>
+                  </w:r>
+                  <w:r>
+                    <w:rPr>
+                      <w:rFonts w:ascii="Arial" w:eastAsia="Arial" w:hAnsi="Arial" w:cs="Arial"/>
+                      <w:sz w:val="22"/>
+                      <w:szCs w:val="22"/>
+                      <w:highlight w:val="yellow"/>
+                    </w:rPr>
+                    <w:t>importance of reading</w:t>
+                  </w:r>
+                  <w:r>
+                    <w:rPr>
+                      <w:rFonts w:ascii="Arial" w:eastAsia="Arial" w:hAnsi="Arial" w:cs="Arial"/>
+                      <w:sz w:val="22"/>
+                      <w:szCs w:val="22"/>
+                    </w:rPr>
+                    <w:t xml:space="preserve"> in </w:t>
+                  </w:r>
+                  <w:r>
+                    <w:rPr>
+                      <w:rFonts w:ascii="Arial" w:eastAsia="Arial" w:hAnsi="Arial" w:cs="Arial"/>
+                      <w:sz w:val="22"/>
+                      <w:szCs w:val="22"/>
+                      <w:highlight w:val="yellow"/>
+                    </w:rPr>
+                    <w:t>today’s world</w:t>
+                  </w:r>
+                  <w:r>
+                    <w:rPr>
+                      <w:rFonts w:ascii="Arial" w:eastAsia="Arial" w:hAnsi="Arial" w:cs="Arial"/>
+                      <w:sz w:val="22"/>
+                      <w:szCs w:val="22"/>
+                    </w:rPr>
+                    <w:t xml:space="preserve">. </w:t>
                   </w:r>
                   <w:r>
                     <w:rPr>
@@ -5904,16 +6188,827 @@
                       <w:rFonts w:ascii="Arial" w:eastAsia="Arial" w:hAnsi="Arial" w:cs="Arial"/>
                       <w:sz w:val="22"/>
                       <w:szCs w:val="22"/>
-                    </w:rPr>
-                    <w:t>How far do you agree that</w:t>
-                  </w:r>
-                  <w:r>
-                    <w:rPr>
-                      <w:rFonts w:ascii="Arial" w:eastAsia="Arial" w:hAnsi="Arial" w:cs="Arial"/>
-                      <w:sz w:val="22"/>
-                      <w:szCs w:val="22"/>
-                    </w:rPr>
-                    <w:t xml:space="preserve"> reading is still important? </w:t>
+                      <w:highlight w:val="cyan"/>
+                    </w:rPr>
+                    <w:t>How far do you agree</w:t>
+                  </w:r>
+                  <w:r>
+                    <w:rPr>
+                      <w:rFonts w:ascii="Arial" w:eastAsia="Arial" w:hAnsi="Arial" w:cs="Arial"/>
+                      <w:sz w:val="22"/>
+                      <w:szCs w:val="22"/>
+                    </w:rPr>
+                    <w:t xml:space="preserve"> that</w:t>
+                  </w:r>
+                  <w:r>
+                    <w:rPr>
+                      <w:rFonts w:ascii="Arial" w:eastAsia="Arial" w:hAnsi="Arial" w:cs="Arial"/>
+                      <w:sz w:val="22"/>
+                      <w:szCs w:val="22"/>
+                    </w:rPr>
+                    <w:t xml:space="preserve"> </w:t>
+                  </w:r>
+                  <w:r>
+                    <w:rPr>
+                      <w:rFonts w:ascii="Arial" w:eastAsia="Arial" w:hAnsi="Arial" w:cs="Arial"/>
+                      <w:sz w:val="22"/>
+                      <w:szCs w:val="22"/>
+                      <w:highlight w:val="yellow"/>
+                    </w:rPr>
+                    <w:t>reading</w:t>
+                  </w:r>
+                  <w:r>
+                    <w:rPr>
+                      <w:rFonts w:ascii="Arial" w:eastAsia="Arial" w:hAnsi="Arial" w:cs="Arial"/>
+                      <w:sz w:val="22"/>
+                      <w:szCs w:val="22"/>
+                    </w:rPr>
+                    <w:t xml:space="preserve"> is </w:t>
+                  </w:r>
+                  <w:r>
+                    <w:rPr>
+                      <w:rFonts w:ascii="Arial" w:eastAsia="Arial" w:hAnsi="Arial" w:cs="Arial"/>
+                      <w:color w:val="EE0000"/>
+                      <w:sz w:val="22"/>
+                      <w:szCs w:val="22"/>
+                    </w:rPr>
+                    <w:t xml:space="preserve">still </w:t>
+                  </w:r>
+                  <w:r>
+                    <w:rPr>
+                      <w:rFonts w:ascii="Arial" w:eastAsia="Arial" w:hAnsi="Arial" w:cs="Arial"/>
+                      <w:sz w:val="22"/>
+                      <w:szCs w:val="22"/>
+                      <w:highlight w:val="yellow"/>
+                    </w:rPr>
+                    <w:t>important</w:t>
+                  </w:r>
+                  <w:r>
+                    <w:rPr>
+                      <w:rFonts w:ascii="Arial" w:eastAsia="Arial" w:hAnsi="Arial" w:cs="Arial"/>
+                      <w:sz w:val="22"/>
+                      <w:szCs w:val="22"/>
+                    </w:rPr>
+                    <w:t xml:space="preserve">? </w:t>
+                  </w:r>
+                </w:p>
+                <w:p>
+                  <w:pPr>
+                    <w:tabs>
+                      <w:tab w:val="left" w:pos="90"/>
+                      <w:tab w:val="left" w:pos="180"/>
+                      <w:tab w:val="left" w:pos="270"/>
+                    </w:tabs>
+                    <w:jc w:val="both"/>
+                    <w:rPr>
+                      <w:rFonts w:ascii="Arial" w:eastAsia="Arial" w:hAnsi="Arial" w:cs="Arial"/>
+                      <w:sz w:val="22"/>
+                      <w:szCs w:val="22"/>
+                    </w:rPr>
+                  </w:pPr>
+                </w:p>
+                <w:p>
+                  <w:pPr>
+                    <w:tabs>
+                      <w:tab w:val="left" w:pos="90"/>
+                      <w:tab w:val="left" w:pos="180"/>
+                      <w:tab w:val="left" w:pos="270"/>
+                    </w:tabs>
+                    <w:jc w:val="both"/>
+                    <w:rPr>
+                      <w:rFonts w:ascii="Arial" w:eastAsia="Arial" w:hAnsi="Arial" w:cs="Arial"/>
+                      <w:sz w:val="22"/>
+                      <w:szCs w:val="22"/>
+                    </w:rPr>
+                  </w:pPr>
+                  <w:r>
+                    <w:rPr>
+                      <w:rFonts w:ascii="Arial" w:eastAsia="Arial" w:hAnsi="Arial" w:cs="Arial"/>
+                      <w:sz w:val="22"/>
+                      <w:szCs w:val="22"/>
+                    </w:rPr>
+                    <w:t>Assumption: reading was important in the past</w:t>
+                  </w:r>
+                </w:p>
+                <w:p>
+                  <w:pPr>
+                    <w:tabs>
+                      <w:tab w:val="left" w:pos="90"/>
+                      <w:tab w:val="left" w:pos="180"/>
+                      <w:tab w:val="left" w:pos="270"/>
+                    </w:tabs>
+                    <w:jc w:val="both"/>
+                    <w:rPr>
+                      <w:rFonts w:ascii="Arial" w:eastAsia="Arial" w:hAnsi="Arial" w:cs="Arial"/>
+                      <w:sz w:val="22"/>
+                      <w:szCs w:val="22"/>
+                    </w:rPr>
+                  </w:pPr>
+                  <w:r>
+                    <w:rPr>
+                      <w:rFonts w:ascii="Arial" w:eastAsia="Arial" w:hAnsi="Arial" w:cs="Arial"/>
+                      <w:sz w:val="22"/>
+                      <w:szCs w:val="22"/>
+                    </w:rPr>
+                    <w:t xml:space="preserve">Tension: reading </w:t>
+                  </w:r>
+                  <w:r>
+                    <w:rPr>
+                      <w:rFonts w:ascii="Arial" w:eastAsia="Arial" w:hAnsi="Arial" w:cs="Arial"/>
+                      <w:sz w:val="22"/>
+                      <w:szCs w:val="22"/>
+                    </w:rPr>
+                    <w:t>still important today vs reading no longer important today/less important</w:t>
+                  </w:r>
+                </w:p>
+                <w:p>
+                  <w:pPr>
+                    <w:tabs>
+                      <w:tab w:val="left" w:pos="90"/>
+                      <w:tab w:val="left" w:pos="180"/>
+                      <w:tab w:val="left" w:pos="270"/>
+                    </w:tabs>
+                    <w:jc w:val="both"/>
+                    <w:rPr>
+                      <w:rFonts w:ascii="Arial" w:eastAsia="Arial" w:hAnsi="Arial" w:cs="Arial"/>
+                      <w:sz w:val="22"/>
+                      <w:szCs w:val="22"/>
+                    </w:rPr>
+                  </w:pPr>
+                </w:p>
+                <w:p>
+                  <w:pPr>
+                    <w:tabs>
+                      <w:tab w:val="left" w:pos="90"/>
+                      <w:tab w:val="left" w:pos="180"/>
+                      <w:tab w:val="left" w:pos="270"/>
+                    </w:tabs>
+                    <w:jc w:val="both"/>
+                    <w:rPr>
+                      <w:rFonts w:ascii="Arial" w:eastAsia="Arial" w:hAnsi="Arial" w:cs="Arial"/>
+                      <w:sz w:val="22"/>
+                      <w:szCs w:val="22"/>
+                    </w:rPr>
+                  </w:pPr>
+                  <w:r>
+                    <w:rPr>
+                      <w:rFonts w:ascii="Arial" w:eastAsia="Arial" w:hAnsi="Arial" w:cs="Arial"/>
+                      <w:sz w:val="22"/>
+                      <w:szCs w:val="22"/>
+                    </w:rPr>
+                    <w:t xml:space="preserve">Stand: </w:t>
+                  </w:r>
+                  <w:r>
+                    <w:rPr>
+                      <w:rFonts w:ascii="Arial" w:eastAsia="Arial" w:hAnsi="Arial" w:cs="Arial"/>
+                      <w:sz w:val="22"/>
+                      <w:szCs w:val="22"/>
+                    </w:rPr>
+                    <w:t xml:space="preserve">agree </w:t>
+                  </w:r>
+                  <w:r>
+                    <w:rPr>
+                      <w:rFonts w:ascii="Arial" w:eastAsia="Arial" w:hAnsi="Arial" w:cs="Arial"/>
+                      <w:sz w:val="22"/>
+                      <w:szCs w:val="22"/>
+                    </w:rPr>
+                    <w:t>reading</w:t>
+                  </w:r>
+                  <w:r>
+                    <w:rPr>
+                      <w:rFonts w:ascii="Arial" w:eastAsia="Arial" w:hAnsi="Arial" w:cs="Arial"/>
+                      <w:sz w:val="22"/>
+                      <w:szCs w:val="22"/>
+                    </w:rPr>
+                    <w:t xml:space="preserve"> </w:t>
+                  </w:r>
+                  <w:r>
+                    <w:rPr>
+                      <w:rFonts w:ascii="Arial" w:eastAsia="Arial" w:hAnsi="Arial" w:cs="Arial"/>
+                      <w:sz w:val="22"/>
+                      <w:szCs w:val="22"/>
+                    </w:rPr>
+                    <w:t xml:space="preserve">still important </w:t>
+                  </w:r>
+                  <w:r>
+                    <w:rPr>
+                      <w:rFonts w:ascii="Arial" w:eastAsia="Arial" w:hAnsi="Arial" w:cs="Arial"/>
+                      <w:sz w:val="22"/>
+                      <w:szCs w:val="22"/>
+                    </w:rPr>
+                    <w:t>to a large extent</w:t>
+                  </w:r>
+                  <w:r>
+                    <w:rPr>
+                      <w:rFonts w:ascii="Arial" w:eastAsia="Arial" w:hAnsi="Arial" w:cs="Arial"/>
+                      <w:sz w:val="22"/>
+                      <w:szCs w:val="22"/>
+                    </w:rPr>
+                    <w:t xml:space="preserve"> in Singapore</w:t>
+                  </w:r>
+                  <w:r>
+                    <w:rPr>
+                      <w:rFonts w:ascii="Arial" w:eastAsia="Arial" w:hAnsi="Arial" w:cs="Arial"/>
+                      <w:sz w:val="22"/>
+                      <w:szCs w:val="22"/>
+                    </w:rPr>
+                    <w:t xml:space="preserve">, but importance is less </w:t>
+                  </w:r>
+                  <w:r>
+                    <w:rPr>
+                      <w:rFonts w:ascii="Arial" w:eastAsia="Arial" w:hAnsi="Arial" w:cs="Arial"/>
+                      <w:sz w:val="22"/>
+                      <w:szCs w:val="22"/>
+                    </w:rPr>
+                    <w:t xml:space="preserve">than it was in the past due to </w:t>
+                  </w:r>
+                  <w:r>
+                    <w:rPr>
+                      <w:rFonts w:ascii="Arial" w:eastAsia="Arial" w:hAnsi="Arial" w:cs="Arial"/>
+                      <w:sz w:val="22"/>
+                      <w:szCs w:val="22"/>
+                    </w:rPr>
+                    <w:t xml:space="preserve">advent of other </w:t>
+                  </w:r>
+                  <w:r>
+                    <w:rPr>
+                      <w:rFonts w:ascii="Arial" w:eastAsia="Arial" w:hAnsi="Arial" w:cs="Arial"/>
+                      <w:sz w:val="22"/>
+                      <w:szCs w:val="22"/>
+                    </w:rPr>
+                    <w:t xml:space="preserve">media formats </w:t>
+                  </w:r>
+                  <w:r>
+                    <w:rPr>
+                      <w:rFonts w:ascii="Arial" w:eastAsia="Arial" w:hAnsi="Arial" w:cs="Arial"/>
+                      <w:sz w:val="22"/>
+                      <w:szCs w:val="22"/>
+                    </w:rPr>
+                    <w:t xml:space="preserve">and </w:t>
+                  </w:r>
+                  <w:r>
+                    <w:rPr>
+                      <w:rFonts w:ascii="Arial" w:eastAsia="Arial" w:hAnsi="Arial" w:cs="Arial"/>
+                      <w:sz w:val="22"/>
+                      <w:szCs w:val="22"/>
+                    </w:rPr>
+                    <w:t>their unique values</w:t>
+                  </w:r>
+                  <w:r>
+                    <w:rPr>
+                      <w:rFonts w:ascii="Arial" w:eastAsia="Arial" w:hAnsi="Arial" w:cs="Arial"/>
+                      <w:sz w:val="22"/>
+                      <w:szCs w:val="22"/>
+                    </w:rPr>
+                    <w:t xml:space="preserve"> that reading does not possess</w:t>
+                  </w:r>
+                </w:p>
+                <w:p>
+                  <w:pPr>
+                    <w:tabs>
+                      <w:tab w:val="left" w:pos="90"/>
+                      <w:tab w:val="left" w:pos="180"/>
+                      <w:tab w:val="left" w:pos="270"/>
+                    </w:tabs>
+                    <w:jc w:val="both"/>
+                    <w:rPr>
+                      <w:rFonts w:ascii="Arial" w:eastAsia="Arial" w:hAnsi="Arial" w:cs="Arial"/>
+                      <w:sz w:val="22"/>
+                      <w:szCs w:val="22"/>
+                    </w:rPr>
+                  </w:pPr>
+                </w:p>
+                <w:p>
+                  <w:pPr>
+                    <w:tabs>
+                      <w:tab w:val="left" w:pos="90"/>
+                      <w:tab w:val="left" w:pos="180"/>
+                      <w:tab w:val="left" w:pos="270"/>
+                    </w:tabs>
+                    <w:jc w:val="both"/>
+                    <w:rPr>
+                      <w:rFonts w:ascii="Arial" w:eastAsia="Arial" w:hAnsi="Arial" w:cs="Arial"/>
+                      <w:sz w:val="22"/>
+                      <w:szCs w:val="22"/>
+                    </w:rPr>
+                  </w:pPr>
+                  <w:r>
+                    <w:rPr>
+                      <w:rFonts w:ascii="Arial" w:eastAsia="Arial" w:hAnsi="Arial" w:cs="Arial"/>
+                      <w:sz w:val="22"/>
+                      <w:szCs w:val="22"/>
+                    </w:rPr>
+                    <w:t xml:space="preserve">SV: </w:t>
+                  </w:r>
+                  <w:r>
+                    <w:rPr>
+                      <w:rFonts w:ascii="Arial" w:eastAsia="Arial" w:hAnsi="Arial" w:cs="Arial"/>
+                      <w:sz w:val="22"/>
+                      <w:szCs w:val="22"/>
+                    </w:rPr>
+                    <w:t xml:space="preserve">reading still important </w:t>
+                  </w:r>
+                  <w:r>
+                    <w:rPr>
+                      <w:rFonts w:ascii="Arial" w:eastAsia="Arial" w:hAnsi="Arial" w:cs="Arial"/>
+                      <w:sz w:val="22"/>
+                      <w:szCs w:val="22"/>
+                    </w:rPr>
+                    <w:t>in sg</w:t>
+                  </w:r>
+                  <w:r>
+                    <w:rPr>
+                      <w:rFonts w:ascii="Arial" w:eastAsia="Arial" w:hAnsi="Arial" w:cs="Arial"/>
+                      <w:sz w:val="22"/>
+                      <w:szCs w:val="22"/>
+                    </w:rPr>
+                    <w:t xml:space="preserve"> to a large extent</w:t>
+                  </w:r>
+                  <w:r>
+                    <w:rPr>
+                      <w:rFonts w:ascii="Arial" w:eastAsia="Arial" w:hAnsi="Arial" w:cs="Arial"/>
+                      <w:sz w:val="22"/>
+                      <w:szCs w:val="22"/>
+                    </w:rPr>
+                    <w:t xml:space="preserve">, </w:t>
+                  </w:r>
+                  <w:r>
+                    <w:rPr>
+                      <w:rFonts w:ascii="Arial" w:eastAsia="Arial" w:hAnsi="Arial" w:cs="Arial"/>
+                      <w:sz w:val="22"/>
+                      <w:szCs w:val="22"/>
+                    </w:rPr>
+                    <w:t xml:space="preserve">but less as other media formats complement reading for a more diverse </w:t>
+                  </w:r>
+                  <w:r>
+                    <w:rPr>
+                      <w:rFonts w:ascii="Arial" w:eastAsia="Arial" w:hAnsi="Arial" w:cs="Arial"/>
+                      <w:sz w:val="22"/>
+                      <w:szCs w:val="22"/>
+                    </w:rPr>
+                    <w:t>form of learning</w:t>
+                  </w:r>
+                  <w:r>
+                    <w:rPr>
+                      <w:rFonts w:ascii="Arial" w:eastAsia="Arial" w:hAnsi="Arial" w:cs="Arial"/>
+                      <w:sz w:val="22"/>
+                      <w:szCs w:val="22"/>
+                    </w:rPr>
+                    <w:t xml:space="preserve">; </w:t>
+                  </w:r>
+                </w:p>
+                <w:p>
+                  <w:pPr>
+                    <w:tabs>
+                      <w:tab w:val="left" w:pos="90"/>
+                      <w:tab w:val="left" w:pos="180"/>
+                      <w:tab w:val="left" w:pos="270"/>
+                    </w:tabs>
+                    <w:jc w:val="both"/>
+                    <w:rPr>
+                      <w:rFonts w:ascii="Arial" w:eastAsia="Arial" w:hAnsi="Arial" w:cs="Arial"/>
+                      <w:sz w:val="22"/>
+                      <w:szCs w:val="22"/>
+                    </w:rPr>
+                  </w:pPr>
+                  <w:r>
+                    <w:rPr>
+                      <w:rFonts w:ascii="Arial" w:eastAsia="Arial" w:hAnsi="Arial" w:cs="Arial"/>
+                      <w:sz w:val="22"/>
+                      <w:szCs w:val="22"/>
+                    </w:rPr>
+                    <w:t xml:space="preserve">Sg </w:t>
+                  </w:r>
+                  <w:r>
+                    <w:rPr>
+                      <w:rFonts w:ascii="Arial" w:eastAsia="Arial" w:hAnsi="Arial" w:cs="Arial"/>
+                      <w:sz w:val="22"/>
+                      <w:szCs w:val="22"/>
+                    </w:rPr>
+                    <w:t xml:space="preserve">meritocratic, highly </w:t>
+                  </w:r>
+                  <w:r>
+                    <w:rPr>
+                      <w:rFonts w:ascii="Arial" w:eastAsia="Arial" w:hAnsi="Arial" w:cs="Arial"/>
+                      <w:sz w:val="22"/>
+                      <w:szCs w:val="22"/>
+                    </w:rPr>
+                    <w:t>competitive</w:t>
+                  </w:r>
+                  <w:r>
+                    <w:rPr>
+                      <w:rFonts w:ascii="Arial" w:eastAsia="Arial" w:hAnsi="Arial" w:cs="Arial"/>
+                      <w:sz w:val="22"/>
+                      <w:szCs w:val="22"/>
+                    </w:rPr>
+                    <w:t xml:space="preserve"> society </w:t>
+                  </w:r>
+                  <w:r>
+                    <w:rPr>
+                      <w:rFonts w:ascii="Arial" w:eastAsia="Arial" w:hAnsi="Arial" w:cs="Arial" w:hint="eastAsia"/>
+                      <w:sz w:val="22"/>
+                      <w:szCs w:val="22"/>
+                    </w:rPr>
+                    <w:sym w:font="Wingdings" w:char="F0E0"/>
+                  </w:r>
+                  <w:r>
+                    <w:rPr>
+                      <w:rFonts w:ascii="Arial" w:eastAsia="Arial" w:hAnsi="Arial" w:cs="Arial"/>
+                      <w:sz w:val="22"/>
+                      <w:szCs w:val="22"/>
+                    </w:rPr>
+                    <w:t xml:space="preserve"> economy is dependent on </w:t>
+                  </w:r>
+                  <w:r>
+                    <w:rPr>
+                      <w:rFonts w:ascii="Arial" w:eastAsia="Arial" w:hAnsi="Arial" w:cs="Arial"/>
+                      <w:sz w:val="22"/>
+                      <w:szCs w:val="22"/>
+                    </w:rPr>
+                    <w:t>human resources, and value is measured by one’s abili</w:t>
+                  </w:r>
+                  <w:r>
+                    <w:rPr>
+                      <w:rFonts w:ascii="Arial" w:eastAsia="Arial" w:hAnsi="Arial" w:cs="Arial"/>
+                      <w:sz w:val="22"/>
+                      <w:szCs w:val="22"/>
+                    </w:rPr>
+                    <w:t xml:space="preserve">ty in the meritocratic society. </w:t>
+                  </w:r>
+                </w:p>
+                <w:p>
+                  <w:pPr>
+                    <w:tabs>
+                      <w:tab w:val="left" w:pos="90"/>
+                      <w:tab w:val="left" w:pos="180"/>
+                      <w:tab w:val="left" w:pos="270"/>
+                    </w:tabs>
+                    <w:jc w:val="both"/>
+                    <w:rPr>
+                      <w:rFonts w:ascii="Arial" w:eastAsia="Arial" w:hAnsi="Arial" w:cs="Arial"/>
+                      <w:sz w:val="22"/>
+                      <w:szCs w:val="22"/>
+                    </w:rPr>
+                  </w:pPr>
+                </w:p>
+                <w:p>
+                  <w:pPr>
+                    <w:tabs>
+                      <w:tab w:val="left" w:pos="90"/>
+                      <w:tab w:val="left" w:pos="180"/>
+                      <w:tab w:val="left" w:pos="270"/>
+                    </w:tabs>
+                    <w:jc w:val="both"/>
+                    <w:rPr>
+                      <w:rFonts w:ascii="Arial" w:hAnsi="Arial" w:cs="Arial"/>
+                      <w:u w:val="single"/>
+                    </w:rPr>
+                  </w:pPr>
+                  <w:r>
+                    <w:rPr>
+                      <w:rFonts w:ascii="Arial" w:eastAsia="Arial" w:hAnsi="Arial" w:cs="Arial"/>
+                      <w:sz w:val="22"/>
+                      <w:szCs w:val="22"/>
+                    </w:rPr>
+                    <w:t xml:space="preserve">Quote: passage 2 </w:t>
+                  </w:r>
+                  <w:r>
+                    <w:rPr>
+                      <w:rFonts w:ascii="Arial" w:eastAsia="Arial" w:hAnsi="Arial" w:cs="Arial"/>
+                      <w:sz w:val="22"/>
+                      <w:szCs w:val="22"/>
+                    </w:rPr>
+                    <w:t>lines 9-10 ‘</w:t>
+                  </w:r>
+                  <w:r>
+                    <w:rPr>
+                      <w:rFonts w:ascii="Arial" w:hAnsi="Arial" w:cs="Arial"/>
+                      <w:u w:val="single"/>
+                    </w:rPr>
+                    <w:t>For young people in particular, regular reading builds vocabulary, strengthens comprehension skills, and contributes to better academic performance across subjects</w:t>
+                  </w:r>
+                  <w:r>
+                    <w:rPr>
+                      <w:rFonts w:ascii="Arial" w:hAnsi="Arial" w:cs="Arial"/>
+                      <w:u w:val="single"/>
+                    </w:rPr>
+                    <w:t>’</w:t>
+                  </w:r>
+                </w:p>
+                <w:p>
+                  <w:pPr>
+                    <w:tabs>
+                      <w:tab w:val="left" w:pos="90"/>
+                      <w:tab w:val="left" w:pos="180"/>
+                      <w:tab w:val="left" w:pos="270"/>
+                    </w:tabs>
+                    <w:jc w:val="both"/>
+                    <w:rPr>
+                      <w:rFonts w:ascii="Arial" w:hAnsi="Arial" w:cs="Arial"/>
+                      <w:u w:val="single"/>
+                    </w:rPr>
+                  </w:pPr>
+                </w:p>
+                <w:p>
+                  <w:pPr>
+                    <w:tabs>
+                      <w:tab w:val="left" w:pos="90"/>
+                      <w:tab w:val="left" w:pos="180"/>
+                      <w:tab w:val="left" w:pos="270"/>
+                    </w:tabs>
+                    <w:jc w:val="both"/>
+                    <w:rPr>
+                      <w:rFonts w:ascii="Arial" w:hAnsi="Arial" w:cs="Arial"/>
+                    </w:rPr>
+                  </w:pPr>
+                  <w:r>
+                    <w:rPr>
+                      <w:rFonts w:ascii="Arial" w:hAnsi="Arial" w:cs="Arial"/>
+                    </w:rPr>
+                    <w:t xml:space="preserve">e.g. </w:t>
+                  </w:r>
+                  <w:r>
+                    <w:rPr>
+                      <w:rFonts w:ascii="Arial" w:hAnsi="Arial" w:cs="Arial"/>
+                    </w:rPr>
+                    <w:t xml:space="preserve">libraries bustling with </w:t>
+                  </w:r>
+                  <w:r>
+                    <w:rPr>
+                      <w:rFonts w:ascii="Arial" w:hAnsi="Arial" w:cs="Arial"/>
+                    </w:rPr>
+                    <w:t xml:space="preserve">young </w:t>
+                  </w:r>
+                  <w:r>
+                    <w:rPr>
+                      <w:rFonts w:ascii="Arial" w:hAnsi="Arial" w:cs="Arial"/>
+                    </w:rPr>
+                    <w:t xml:space="preserve">school students reading physical books, while </w:t>
+                  </w:r>
+                  <w:r>
+                    <w:rPr>
+                      <w:rFonts w:ascii="Arial" w:hAnsi="Arial" w:cs="Arial"/>
+                    </w:rPr>
+                    <w:t xml:space="preserve">advent of digital media </w:t>
+                  </w:r>
+                  <w:r>
+                    <w:rPr>
+                      <w:rFonts w:ascii="Arial" w:hAnsi="Arial" w:cs="Arial"/>
+                    </w:rPr>
+                    <w:t xml:space="preserve">saw schools implementing </w:t>
+                  </w:r>
+                  <w:r>
+                    <w:rPr>
+                      <w:rFonts w:ascii="Arial" w:hAnsi="Arial" w:cs="Arial"/>
+                    </w:rPr>
+                    <w:t xml:space="preserve">asymmetric classrooms with </w:t>
+                  </w:r>
+                  <w:r>
+                    <w:rPr>
+                      <w:rFonts w:ascii="Arial" w:hAnsi="Arial" w:cs="Arial"/>
+                    </w:rPr>
+                    <w:t xml:space="preserve">animated lecture videos, interactive learning </w:t>
+                  </w:r>
+                  <w:r>
+                    <w:rPr>
+                      <w:rFonts w:ascii="Arial" w:hAnsi="Arial" w:cs="Arial"/>
+                    </w:rPr>
+                    <w:t>games that complement reading, transforming the importance of reading to one that serves as a backbone</w:t>
+                  </w:r>
+                  <w:r>
+                    <w:rPr>
+                      <w:rFonts w:ascii="Arial" w:hAnsi="Arial" w:cs="Arial"/>
+                    </w:rPr>
+                    <w:t xml:space="preserve"> that builds a student’s fundamentals and</w:t>
+                  </w:r>
+                  <w:r>
+                    <w:rPr>
+                      <w:rFonts w:ascii="Arial" w:hAnsi="Arial" w:cs="Arial"/>
+                    </w:rPr>
+                    <w:t xml:space="preserve"> is complemented by modern digital formats that are more appealing to students</w:t>
+                  </w:r>
+                  <w:r>
+                    <w:rPr>
+                      <w:rFonts w:ascii="Arial" w:hAnsi="Arial" w:cs="Arial"/>
+                    </w:rPr>
+                    <w:t xml:space="preserve">. </w:t>
+                  </w:r>
+                </w:p>
+                <w:p>
+                  <w:pPr>
+                    <w:tabs>
+                      <w:tab w:val="left" w:pos="90"/>
+                      <w:tab w:val="left" w:pos="180"/>
+                      <w:tab w:val="left" w:pos="270"/>
+                    </w:tabs>
+                    <w:jc w:val="both"/>
+                    <w:rPr>
+                      <w:rFonts w:ascii="Arial" w:hAnsi="Arial" w:cs="Arial"/>
+                      <w:u w:val="single"/>
+                    </w:rPr>
+                  </w:pPr>
+                </w:p>
+                <w:p>
+                  <w:pPr>
+                    <w:tabs>
+                      <w:tab w:val="left" w:pos="90"/>
+                      <w:tab w:val="left" w:pos="180"/>
+                      <w:tab w:val="left" w:pos="270"/>
+                    </w:tabs>
+                    <w:jc w:val="both"/>
+                    <w:rPr>
+                      <w:rFonts w:ascii="Arial" w:hAnsi="Arial" w:cs="Arial"/>
+                    </w:rPr>
+                  </w:pPr>
+                  <w:r>
+                    <w:rPr>
+                      <w:rFonts w:ascii="Arial" w:hAnsi="Arial" w:cs="Arial"/>
+                    </w:rPr>
+                    <w:t>OV:</w:t>
+                  </w:r>
+                  <w:r>
+                    <w:rPr>
+                      <w:rFonts w:ascii="Arial" w:hAnsi="Arial" w:cs="Arial"/>
+                    </w:rPr>
+                    <w:t xml:space="preserve"> rea</w:t>
+                  </w:r>
+                  <w:r>
+                    <w:rPr>
+                      <w:rFonts w:ascii="Arial" w:hAnsi="Arial" w:cs="Arial"/>
+                    </w:rPr>
+                    <w:t xml:space="preserve">ding appears no longer important in sg </w:t>
+                  </w:r>
+                  <w:r>
+                    <w:rPr>
+                      <w:rFonts w:ascii="Arial" w:hAnsi="Arial" w:cs="Arial"/>
+                    </w:rPr>
+                    <w:t>as leisure</w:t>
+                  </w:r>
+                </w:p>
+                <w:p>
+                  <w:pPr>
+                    <w:tabs>
+                      <w:tab w:val="left" w:pos="90"/>
+                      <w:tab w:val="left" w:pos="180"/>
+                      <w:tab w:val="left" w:pos="270"/>
+                    </w:tabs>
+                    <w:jc w:val="both"/>
+                    <w:rPr>
+                      <w:rFonts w:ascii="Arial" w:hAnsi="Arial" w:cs="Arial"/>
+                    </w:rPr>
+                  </w:pPr>
+                  <w:r>
+                    <w:rPr>
+                      <w:rFonts w:ascii="Arial" w:hAnsi="Arial" w:cs="Arial"/>
+                    </w:rPr>
+                    <w:t xml:space="preserve">Sg highly digitalised society </w:t>
+                  </w:r>
+                  <w:r>
+                    <w:rPr>
+                      <w:rFonts w:ascii="Arial" w:hAnsi="Arial" w:cs="Arial" w:hint="eastAsia"/>
+                    </w:rPr>
+                    <w:sym w:font="Wingdings" w:char="F0E0"/>
+                  </w:r>
+                  <w:r>
+                    <w:rPr>
+                      <w:rFonts w:ascii="Arial" w:hAnsi="Arial" w:cs="Arial"/>
+                    </w:rPr>
+                    <w:t xml:space="preserve"> </w:t>
+                  </w:r>
+                </w:p>
+                <w:p>
+                  <w:pPr>
+                    <w:tabs>
+                      <w:tab w:val="left" w:pos="90"/>
+                      <w:tab w:val="left" w:pos="180"/>
+                      <w:tab w:val="left" w:pos="270"/>
+                    </w:tabs>
+                    <w:jc w:val="both"/>
+                    <w:rPr>
+                      <w:rFonts w:ascii="Arial" w:hAnsi="Arial" w:cs="Arial"/>
+                    </w:rPr>
+                  </w:pPr>
+                </w:p>
+                <w:p>
+                  <w:pPr>
+                    <w:tabs>
+                      <w:tab w:val="left" w:pos="90"/>
+                      <w:tab w:val="left" w:pos="180"/>
+                      <w:tab w:val="left" w:pos="270"/>
+                    </w:tabs>
+                    <w:jc w:val="both"/>
+                    <w:rPr>
+                      <w:rFonts w:ascii="Arial" w:hAnsi="Arial" w:cs="Arial"/>
+                    </w:rPr>
+                  </w:pPr>
+                  <w:r>
+                    <w:rPr>
+                      <w:rFonts w:ascii="Arial" w:hAnsi="Arial" w:cs="Arial"/>
+                    </w:rPr>
+                    <w:t>R: readin</w:t>
+                  </w:r>
+                  <w:r>
+                    <w:rPr>
+                      <w:rFonts w:ascii="Arial" w:hAnsi="Arial" w:cs="Arial"/>
+                    </w:rPr>
+                    <w:t xml:space="preserve">g </w:t>
+                  </w:r>
+                  <w:r>
+                    <w:rPr>
+                      <w:rFonts w:ascii="Arial" w:hAnsi="Arial" w:cs="Arial"/>
+                    </w:rPr>
+                    <w:t xml:space="preserve">still </w:t>
+                  </w:r>
+                  <w:r>
+                    <w:rPr>
+                      <w:rFonts w:ascii="Arial" w:hAnsi="Arial" w:cs="Arial"/>
+                    </w:rPr>
+                    <w:t>important</w:t>
+                  </w:r>
+                  <w:r>
+                    <w:rPr>
+                      <w:rFonts w:ascii="Arial" w:hAnsi="Arial" w:cs="Arial"/>
+                    </w:rPr>
+                    <w:t xml:space="preserve"> as leisure</w:t>
+                  </w:r>
+                  <w:r>
+                    <w:rPr>
+                      <w:rFonts w:ascii="Arial" w:hAnsi="Arial" w:cs="Arial"/>
+                    </w:rPr>
+                    <w:t xml:space="preserve"> even in </w:t>
+                  </w:r>
+                  <w:r>
+                    <w:rPr>
+                      <w:rFonts w:ascii="Arial" w:hAnsi="Arial" w:cs="Arial"/>
+                    </w:rPr>
+                    <w:t>digital world in sg</w:t>
+                  </w:r>
+                </w:p>
+                <w:p>
+                  <w:pPr>
+                    <w:tabs>
+                      <w:tab w:val="left" w:pos="90"/>
+                      <w:tab w:val="left" w:pos="180"/>
+                      <w:tab w:val="left" w:pos="270"/>
+                    </w:tabs>
+                    <w:jc w:val="both"/>
+                    <w:rPr>
+                      <w:rFonts w:ascii="Arial" w:hAnsi="Arial" w:cs="Arial"/>
+                    </w:rPr>
+                  </w:pPr>
+                </w:p>
+                <w:p>
+                  <w:pPr>
+                    <w:tabs>
+                      <w:tab w:val="left" w:pos="90"/>
+                      <w:tab w:val="left" w:pos="180"/>
+                      <w:tab w:val="left" w:pos="270"/>
+                    </w:tabs>
+                    <w:jc w:val="both"/>
+                    <w:rPr>
+                      <w:rFonts w:ascii="Arial" w:hAnsi="Arial" w:cs="Arial"/>
+                    </w:rPr>
+                  </w:pPr>
+                </w:p>
+                <w:p>
+                  <w:pPr>
+                    <w:tabs>
+                      <w:tab w:val="left" w:pos="90"/>
+                      <w:tab w:val="left" w:pos="180"/>
+                      <w:tab w:val="left" w:pos="270"/>
+                    </w:tabs>
+                    <w:jc w:val="both"/>
+                    <w:rPr>
+                      <w:rFonts w:ascii="Arial" w:eastAsia="Arial" w:hAnsi="Arial" w:cs="Arial"/>
+                      <w:sz w:val="22"/>
+                      <w:szCs w:val="22"/>
+                    </w:rPr>
+                  </w:pPr>
+                  <w:r>
+                    <w:rPr>
+                      <w:rFonts w:ascii="Arial" w:hAnsi="Arial" w:cs="Arial"/>
+                    </w:rPr>
+                    <w:t xml:space="preserve">Passage 2 </w:t>
+                  </w:r>
+                  <w:r>
+                    <w:rPr>
+                      <w:rFonts w:ascii="Arial" w:hAnsi="Arial" w:cs="Arial"/>
+                    </w:rPr>
+                    <w:t>lines 21-22 ‘</w:t>
+                  </w:r>
+                  <w:r>
+                    <w:rPr>
+                      <w:rFonts w:ascii="Arial" w:hAnsi="Arial" w:cs="Arial"/>
+                      <w:u w:val="single"/>
+                    </w:rPr>
+                    <w:t>Reading fiction places us inside other minds and lives, some of which are very different from our own</w:t>
+                  </w:r>
+                  <w:r>
+                    <w:rPr>
+                      <w:rFonts w:ascii="Arial" w:hAnsi="Arial" w:cs="Arial"/>
+                      <w:u w:val="single"/>
+                    </w:rPr>
+                    <w:t>’</w:t>
                   </w:r>
                 </w:p>
                 <w:p>
@@ -6047,13 +7142,21 @@
                     <w:jc w:val="both"/>
                   </w:pPr>
                   <w:r>
-                    <w:t>______________________________________________________________________________________________________________________________________________________________________________________________________________________________________________________________________________________________________________________________________________________________________________________________________________________________________________________________________________________________________________________________</w:t>
-                  </w:r>
-                  <w:r>
-                    <w:t>______________</w:t>
-                  </w:r>
-                  <w:r>
-                    <w:t>_</w:t>
+                    <w:t xml:space="preserve">I agree to a large extent that reading is still important in </w:t>
+                  </w:r>
+                  <w:proofErr w:type="spellStart"/>
+                  <w:r>
+                    <w:t>singapore</w:t>
+                  </w:r>
+                  <w:proofErr w:type="spellEnd"/>
+                  <w:r>
+                    <w:t xml:space="preserve">, but the importance of reading has shifted </w:t>
+                  </w:r>
+                  <w:r>
+                    <w:t>to being less than it was due to the advent of other media formats with unique values that reading does not possess</w:t>
+                  </w:r>
+                  <w:r>
+                    <w:t>.</w:t>
                   </w:r>
                 </w:p>
                 <w:p>
@@ -6061,15 +7164,6 @@
                     <w:spacing w:line="480" w:lineRule="auto"/>
                     <w:jc w:val="both"/>
                   </w:pPr>
-                  <w:r>
-                    <w:t>____________________________________________________________________</w:t>
-                  </w:r>
-                  <w:r>
-                    <w:t>__</w:t>
-                  </w:r>
-                  <w:r>
-                    <w:t>_____</w:t>
-                  </w:r>
                 </w:p>
                 <w:p>
                   <w:pPr>
@@ -6077,13 +7171,68 @@
                     <w:jc w:val="both"/>
                   </w:pPr>
                   <w:r>
-                    <w:t>____________________________________________________________________</w:t>
-                  </w:r>
-                  <w:r>
-                    <w:t>__</w:t>
-                  </w:r>
-                  <w:r>
-                    <w:t>_____</w:t>
+                    <w:t xml:space="preserve">In paragraph </w:t>
+                  </w:r>
+                  <w:r>
+                    <w:t>2 lines 9-10, the author claims that ‘regular reading builds vocabulary, strengthens comprehension skill</w:t>
+                  </w:r>
+                  <w:r>
+                    <w:t xml:space="preserve">s’ for </w:t>
+                  </w:r>
+                  <w:r>
+                    <w:t xml:space="preserve">young people, which ‘contributes to better academic performance </w:t>
+                  </w:r>
+                  <w:r>
+                    <w:lastRenderedPageBreak/>
+                    <w:t>across subjects’. Singapore is a highly competitive meritocratic society</w:t>
+                  </w:r>
+                  <w:r>
+                    <w:t xml:space="preserve"> with a knowledge-based economy, where one’s </w:t>
+                  </w:r>
+                  <w:r>
+                    <w:t xml:space="preserve">worth is demonstrated through measured outcomes – exams, work </w:t>
+                  </w:r>
+                  <w:r>
+                    <w:t xml:space="preserve">KPIs, </w:t>
+                  </w:r>
+                  <w:r>
+                    <w:t xml:space="preserve">etc. </w:t>
+                  </w:r>
+                  <w:r>
+                    <w:t xml:space="preserve">society became highly competitive as producing high calibre talent for the knowledge-based economy </w:t>
+                  </w:r>
+                  <w:r>
+                    <w:t xml:space="preserve">required rigorous education of students </w:t>
+                  </w:r>
+                  <w:r>
+                    <w:t xml:space="preserve">to produce better measured outcomes. Reading comes into play as it </w:t>
+                  </w:r>
+                  <w:r>
+                    <w:t xml:space="preserve">lays the foundational skills that </w:t>
+                  </w:r>
+                  <w:r>
+                    <w:t xml:space="preserve">young </w:t>
+                  </w:r>
+                  <w:r>
+                    <w:t xml:space="preserve">students need to succeed academically, and later in the workplace. </w:t>
+                  </w:r>
+                  <w:r>
+                    <w:t>In the competitive environment, the bar for academic achievement</w:t>
+                  </w:r>
+                  <w:r>
+                    <w:t xml:space="preserve"> </w:t>
+                  </w:r>
+                  <w:r>
+                    <w:t xml:space="preserve">only rises further, and students need the fundamental skills that reading </w:t>
+                  </w:r>
+                  <w:r>
+                    <w:t>brings more than ever before to keep up with the competition.</w:t>
+                  </w:r>
+                  <w:r>
+                    <w:t xml:space="preserve"> Therefore, reading is still important to a large extent </w:t>
+                  </w:r>
+                  <w:r>
+                    <w:t xml:space="preserve">because </w:t>
                   </w:r>
                 </w:p>
                 <w:p>
@@ -6091,34 +7240,12 @@
                     <w:spacing w:line="480" w:lineRule="auto"/>
                     <w:jc w:val="both"/>
                   </w:pPr>
-                  <w:r>
-                    <w:t>_______________________________________________________________________________________________________________________________________________________________________________________________________________________________________________________________________________________________________________________________________________________________________________________________________________________________________________________________________________________________________________________________________________________________________________________________________________________________________________________________________________________________________________________________________________________________________________________________________________________________________________________________________________________________________________________________________________________________________________________________________________</w:t>
-                  </w:r>
-                  <w:r>
-                    <w:lastRenderedPageBreak/>
-                    <w:t>___________________________________________________________________________________________________________________________________________________________________________________________________________________________________________________________________________________________________________________________________________________________________________________________________________________________________________________________________________________________________________________________________________________________________________________________________________________________________________________________________________________________________________________________________________________________________________________________________________________________________________________________________________________________________________________________________________________________________________________________________________________________________________________________________________________________________________________________________________________________________________________________________________________________________________________________________________________________________________________________________________________________________________________________________________________________________________________________________________________________________________________________________________________________________________________________________________________________________________</w:t>
-                  </w:r>
-                  <w:r>
-                    <w:t>______________________________________________________________________</w:t>
-                  </w:r>
-                  <w:r>
-                    <w:t>_</w:t>
-                  </w:r>
                 </w:p>
                 <w:p>
                   <w:pPr>
                     <w:spacing w:line="480" w:lineRule="auto"/>
                     <w:jc w:val="both"/>
                   </w:pPr>
-                  <w:r>
-                    <w:t>__________________________________________________________________</w:t>
-                  </w:r>
-                  <w:r>
-                    <w:t>__</w:t>
-                  </w:r>
-                  <w:r>
-                    <w:t>_______</w:t>
-                  </w:r>
                 </w:p>
                 <w:p>
                   <w:pPr>
@@ -6126,22 +7253,7 @@
                     <w:jc w:val="both"/>
                   </w:pPr>
                   <w:r>
-                    <w:t>___________________________________________________________________________</w:t>
-                  </w:r>
-                </w:p>
-                <w:p>
-                  <w:pPr>
-                    <w:spacing w:line="480" w:lineRule="auto"/>
-                    <w:jc w:val="both"/>
-                  </w:pPr>
-                  <w:r>
-                    <w:t>_________________________________________________________________</w:t>
-                  </w:r>
-                  <w:r>
-                    <w:t>____</w:t>
-                  </w:r>
-                  <w:r>
-                    <w:t xml:space="preserve">___ </w:t>
+                    <w:t xml:space="preserve"> </w:t>
                   </w:r>
                   <w:r>
                     <w:rPr>
@@ -7106,7 +8218,6 @@
           <w:rFonts w:ascii="Arial" w:eastAsia="Arial" w:hAnsi="Arial" w:cs="Arial"/>
           <w:b/>
         </w:rPr>
-        <w:lastRenderedPageBreak/>
         <w:t>Blank Page</w:t>
       </w:r>
     </w:p>
@@ -7137,7 +8248,7 @@
 </file>
 
 <file path=word/endnotes.xml><?xml version="1.0" encoding="utf-8"?>
-<w:endnotes xmlns:wpc="http://schemas.microsoft.com/office/word/2010/wordprocessingCanvas" xmlns:cx="http://schemas.microsoft.com/office/drawing/2014/chartex" xmlns:cx1="http://schemas.microsoft.com/office/drawing/2015/9/8/chartex" xmlns:cx2="http://schemas.microsoft.com/office/drawing/2015/10/21/chartex" xmlns:cx3="http://schemas.microsoft.com/office/drawing/2016/5/9/chartex" xmlns:cx4="http://schemas.microsoft.com/office/drawing/2016/5/10/chartex" xmlns:cx5="http://schemas.microsoft.com/office/drawing/2016/5/11/chartex" xmlns:cx6="http://schemas.microsoft.com/office/drawing/2016/5/12/chartex" xmlns:cx7="http://schemas.microsoft.com/office/drawing/2016/5/13/chartex" xmlns:cx8="http://schemas.microsoft.com/office/drawing/2016/5/14/chartex" xmlns:mc="http://schemas.openxmlformats.org/markup-compatibility/2006" xmlns:m="http://schemas.openxmlformats.org/officeDocument/2006/math" xmlns:aink="http://schemas.microsoft.com/office/drawing/2016/ink" xmlns:am3d="http://schemas.microsoft.com/office/drawing/2017/model3d" xmlns:oel="http://schemas.microsoft.com/office/2019/extlst" xmlns:r="http://schemas.openxmlformats.org/officeDocument/2006/relationships" xmlns:wp14="http://schemas.microsoft.com/office/word/2010/wordprocessingDrawing" xmlns:wp="http://schemas.openxmlformats.org/drawingml/2006/wordprocessingDrawing" xmlns:wpg="http://schemas.microsoft.com/office/word/2010/wordprocessingGroup" xmlns:wpi="http://schemas.microsoft.com/office/word/2010/wordprocessingInk" xmlns:wps="http://schemas.microsoft.com/office/word/2010/wordprocessingShape" xmlns:o="urn:schemas-microsoft-com:office:office" xmlns:v="urn:schemas-microsoft-com:vml" xmlns:w10="urn:schemas-microsoft-com:office:word" xmlns:w="http://schemas.openxmlformats.org/wordprocessingml/2006/main" xmlns:w14="http://schemas.microsoft.com/office/word/2010/wordml" xmlns:w15="http://schemas.microsoft.com/office/word/2012/wordml" xmlns:w16cex="http://schemas.microsoft.com/office/word/2018/wordml/cex" xmlns:w16cid="http://schemas.microsoft.com/office/word/2016/wordml/cid" xmlns:w16="http://schemas.microsoft.com/office/word/2018/wordml" xmlns:w16sdtdh="http://schemas.microsoft.com/office/word/2020/wordml/sdtdatahash" xmlns:w16sdtfl="http://schemas.microsoft.com/office/word/2024/wordml/sdtformatlock" xmlns:w16se="http://schemas.microsoft.com/office/word/2015/wordml/symex" xmlns:w16du="http://schemas.microsoft.com/office/word/2023/wordml/word16du" xmlns:wne="http://schemas.microsoft.com/office/word/2006/wordml" mc:Ignorable="w14 w15 w16se w16cid w16 w16cex w16sdtdh w16sdtfl w16du wp14">
+<w:endnotes xmlns:wpc="http://schemas.microsoft.com/office/word/2010/wordprocessingCanvas" xmlns:cx="http://schemas.microsoft.com/office/drawing/2014/chartex" xmlns:cx1="http://schemas.microsoft.com/office/drawing/2015/9/8/chartex" xmlns:cx2="http://schemas.microsoft.com/office/drawing/2015/10/21/chartex" xmlns:cx3="http://schemas.microsoft.com/office/drawing/2016/5/9/chartex" xmlns:cx4="http://schemas.microsoft.com/office/drawing/2016/5/10/chartex" xmlns:cx5="http://schemas.microsoft.com/office/drawing/2016/5/11/chartex" xmlns:cx6="http://schemas.microsoft.com/office/drawing/2016/5/12/chartex" xmlns:cx7="http://schemas.microsoft.com/office/drawing/2016/5/13/chartex" xmlns:cx8="http://schemas.microsoft.com/office/drawing/2016/5/14/chartex" xmlns:mc="http://schemas.openxmlformats.org/markup-compatibility/2006" xmlns:aink="http://schemas.microsoft.com/office/drawing/2016/ink" xmlns:am3d="http://schemas.microsoft.com/office/drawing/2017/model3d" xmlns:o="urn:schemas-microsoft-com:office:office" xmlns:oel="http://schemas.microsoft.com/office/2019/extlst" xmlns:r="http://schemas.openxmlformats.org/officeDocument/2006/relationships" xmlns:m="http://schemas.openxmlformats.org/officeDocument/2006/math" xmlns:v="urn:schemas-microsoft-com:vml" xmlns:wp14="http://schemas.microsoft.com/office/word/2010/wordprocessingDrawing" xmlns:wp="http://schemas.openxmlformats.org/drawingml/2006/wordprocessingDrawing" xmlns:w10="urn:schemas-microsoft-com:office:word" xmlns:w="http://schemas.openxmlformats.org/wordprocessingml/2006/main" xmlns:w14="http://schemas.microsoft.com/office/word/2010/wordml" xmlns:w15="http://schemas.microsoft.com/office/word/2012/wordml" xmlns:w16cex="http://schemas.microsoft.com/office/word/2018/wordml/cex" xmlns:w16cid="http://schemas.microsoft.com/office/word/2016/wordml/cid" xmlns:w16="http://schemas.microsoft.com/office/word/2018/wordml" xmlns:w16du="http://schemas.microsoft.com/office/word/2023/wordml/word16du" xmlns:w16sdtdh="http://schemas.microsoft.com/office/word/2020/wordml/sdtdatahash" xmlns:w16sdtfl="http://schemas.microsoft.com/office/word/2024/wordml/sdtformatlock" xmlns:w16se="http://schemas.microsoft.com/office/word/2015/wordml/symex" xmlns:wpg="http://schemas.microsoft.com/office/word/2010/wordprocessingGroup" xmlns:wpi="http://schemas.microsoft.com/office/word/2010/wordprocessingInk" xmlns:wne="http://schemas.microsoft.com/office/word/2006/wordml" xmlns:wps="http://schemas.microsoft.com/office/word/2010/wordprocessingShape" mc:Ignorable="w14 w15 w16se w16cid w16 w16cex w16sdtdh w16sdtfl w16du wp14">
   <w:endnote w:type="separator" w:id="-1">
     <w:p>
       <w:r>
@@ -7156,7 +8267,7 @@
 </file>
 
 <file path=word/footer1.xml><?xml version="1.0" encoding="utf-8"?>
-<w:ftr xmlns:wpc="http://schemas.microsoft.com/office/word/2010/wordprocessingCanvas" xmlns:cx="http://schemas.microsoft.com/office/drawing/2014/chartex" xmlns:cx1="http://schemas.microsoft.com/office/drawing/2015/9/8/chartex" xmlns:cx2="http://schemas.microsoft.com/office/drawing/2015/10/21/chartex" xmlns:cx3="http://schemas.microsoft.com/office/drawing/2016/5/9/chartex" xmlns:cx4="http://schemas.microsoft.com/office/drawing/2016/5/10/chartex" xmlns:cx5="http://schemas.microsoft.com/office/drawing/2016/5/11/chartex" xmlns:cx6="http://schemas.microsoft.com/office/drawing/2016/5/12/chartex" xmlns:cx7="http://schemas.microsoft.com/office/drawing/2016/5/13/chartex" xmlns:cx8="http://schemas.microsoft.com/office/drawing/2016/5/14/chartex" xmlns:mc="http://schemas.openxmlformats.org/markup-compatibility/2006" xmlns:m="http://schemas.openxmlformats.org/officeDocument/2006/math" xmlns:aink="http://schemas.microsoft.com/office/drawing/2016/ink" xmlns:am3d="http://schemas.microsoft.com/office/drawing/2017/model3d" xmlns:oel="http://schemas.microsoft.com/office/2019/extlst" xmlns:r="http://schemas.openxmlformats.org/officeDocument/2006/relationships" xmlns:wp14="http://schemas.microsoft.com/office/word/2010/wordprocessingDrawing" xmlns:wp="http://schemas.openxmlformats.org/drawingml/2006/wordprocessingDrawing" xmlns:wpg="http://schemas.microsoft.com/office/word/2010/wordprocessingGroup" xmlns:wpi="http://schemas.microsoft.com/office/word/2010/wordprocessingInk" xmlns:wps="http://schemas.microsoft.com/office/word/2010/wordprocessingShape" xmlns:o="urn:schemas-microsoft-com:office:office" xmlns:v="urn:schemas-microsoft-com:vml" xmlns:w10="urn:schemas-microsoft-com:office:word" xmlns:w="http://schemas.openxmlformats.org/wordprocessingml/2006/main" xmlns:w14="http://schemas.microsoft.com/office/word/2010/wordml" xmlns:w15="http://schemas.microsoft.com/office/word/2012/wordml" xmlns:w16cex="http://schemas.microsoft.com/office/word/2018/wordml/cex" xmlns:w16cid="http://schemas.microsoft.com/office/word/2016/wordml/cid" xmlns:w16="http://schemas.microsoft.com/office/word/2018/wordml" xmlns:w16sdtdh="http://schemas.microsoft.com/office/word/2020/wordml/sdtdatahash" xmlns:w16sdtfl="http://schemas.microsoft.com/office/word/2024/wordml/sdtformatlock" xmlns:w16se="http://schemas.microsoft.com/office/word/2015/wordml/symex" xmlns:w16du="http://schemas.microsoft.com/office/word/2023/wordml/word16du" xmlns:wne="http://schemas.microsoft.com/office/word/2006/wordml" mc:Ignorable="w14 w15 w16se w16cid w16 w16cex w16sdtdh w16sdtfl w16du wp14">
+<w:ftr xmlns:wpc="http://schemas.microsoft.com/office/word/2010/wordprocessingCanvas" xmlns:cx="http://schemas.microsoft.com/office/drawing/2014/chartex" xmlns:cx1="http://schemas.microsoft.com/office/drawing/2015/9/8/chartex" xmlns:cx2="http://schemas.microsoft.com/office/drawing/2015/10/21/chartex" xmlns:cx3="http://schemas.microsoft.com/office/drawing/2016/5/9/chartex" xmlns:cx4="http://schemas.microsoft.com/office/drawing/2016/5/10/chartex" xmlns:cx5="http://schemas.microsoft.com/office/drawing/2016/5/11/chartex" xmlns:cx6="http://schemas.microsoft.com/office/drawing/2016/5/12/chartex" xmlns:cx7="http://schemas.microsoft.com/office/drawing/2016/5/13/chartex" xmlns:cx8="http://schemas.microsoft.com/office/drawing/2016/5/14/chartex" xmlns:mc="http://schemas.openxmlformats.org/markup-compatibility/2006" xmlns:aink="http://schemas.microsoft.com/office/drawing/2016/ink" xmlns:am3d="http://schemas.microsoft.com/office/drawing/2017/model3d" xmlns:o="urn:schemas-microsoft-com:office:office" xmlns:oel="http://schemas.microsoft.com/office/2019/extlst" xmlns:r="http://schemas.openxmlformats.org/officeDocument/2006/relationships" xmlns:m="http://schemas.openxmlformats.org/officeDocument/2006/math" xmlns:v="urn:schemas-microsoft-com:vml" xmlns:wp14="http://schemas.microsoft.com/office/word/2010/wordprocessingDrawing" xmlns:wp="http://schemas.openxmlformats.org/drawingml/2006/wordprocessingDrawing" xmlns:w10="urn:schemas-microsoft-com:office:word" xmlns:w="http://schemas.openxmlformats.org/wordprocessingml/2006/main" xmlns:w14="http://schemas.microsoft.com/office/word/2010/wordml" xmlns:w15="http://schemas.microsoft.com/office/word/2012/wordml" xmlns:w16cex="http://schemas.microsoft.com/office/word/2018/wordml/cex" xmlns:w16cid="http://schemas.microsoft.com/office/word/2016/wordml/cid" xmlns:w16="http://schemas.microsoft.com/office/word/2018/wordml" xmlns:w16du="http://schemas.microsoft.com/office/word/2023/wordml/word16du" xmlns:w16sdtdh="http://schemas.microsoft.com/office/word/2020/wordml/sdtdatahash" xmlns:w16sdtfl="http://schemas.microsoft.com/office/word/2024/wordml/sdtformatlock" xmlns:w16se="http://schemas.microsoft.com/office/word/2015/wordml/symex" xmlns:wpg="http://schemas.microsoft.com/office/word/2010/wordprocessingGroup" xmlns:wpi="http://schemas.microsoft.com/office/word/2010/wordprocessingInk" xmlns:wne="http://schemas.microsoft.com/office/word/2006/wordml" xmlns:wps="http://schemas.microsoft.com/office/word/2010/wordprocessingShape" mc:Ignorable="w14 w15 w16se w16cid w16 w16cex w16sdtdh w16sdtfl w16du wp14">
   <w:sdt>
     <w:sdtPr>
       <w:id w:val="467711458"/>
@@ -7233,7 +8344,7 @@
 </file>
 
 <file path=word/footnotes.xml><?xml version="1.0" encoding="utf-8"?>
-<w:footnotes xmlns:wpc="http://schemas.microsoft.com/office/word/2010/wordprocessingCanvas" xmlns:cx="http://schemas.microsoft.com/office/drawing/2014/chartex" xmlns:cx1="http://schemas.microsoft.com/office/drawing/2015/9/8/chartex" xmlns:cx2="http://schemas.microsoft.com/office/drawing/2015/10/21/chartex" xmlns:cx3="http://schemas.microsoft.com/office/drawing/2016/5/9/chartex" xmlns:cx4="http://schemas.microsoft.com/office/drawing/2016/5/10/chartex" xmlns:cx5="http://schemas.microsoft.com/office/drawing/2016/5/11/chartex" xmlns:cx6="http://schemas.microsoft.com/office/drawing/2016/5/12/chartex" xmlns:cx7="http://schemas.microsoft.com/office/drawing/2016/5/13/chartex" xmlns:cx8="http://schemas.microsoft.com/office/drawing/2016/5/14/chartex" xmlns:mc="http://schemas.openxmlformats.org/markup-compatibility/2006" xmlns:m="http://schemas.openxmlformats.org/officeDocument/2006/math" xmlns:aink="http://schemas.microsoft.com/office/drawing/2016/ink" xmlns:am3d="http://schemas.microsoft.com/office/drawing/2017/model3d" xmlns:oel="http://schemas.microsoft.com/office/2019/extlst" xmlns:r="http://schemas.openxmlformats.org/officeDocument/2006/relationships" xmlns:wp14="http://schemas.microsoft.com/office/word/2010/wordprocessingDrawing" xmlns:wp="http://schemas.openxmlformats.org/drawingml/2006/wordprocessingDrawing" xmlns:wpg="http://schemas.microsoft.com/office/word/2010/wordprocessingGroup" xmlns:wpi="http://schemas.microsoft.com/office/word/2010/wordprocessingInk" xmlns:wps="http://schemas.microsoft.com/office/word/2010/wordprocessingShape" xmlns:o="urn:schemas-microsoft-com:office:office" xmlns:v="urn:schemas-microsoft-com:vml" xmlns:w10="urn:schemas-microsoft-com:office:word" xmlns:w="http://schemas.openxmlformats.org/wordprocessingml/2006/main" xmlns:w14="http://schemas.microsoft.com/office/word/2010/wordml" xmlns:w15="http://schemas.microsoft.com/office/word/2012/wordml" xmlns:w16cex="http://schemas.microsoft.com/office/word/2018/wordml/cex" xmlns:w16cid="http://schemas.microsoft.com/office/word/2016/wordml/cid" xmlns:w16="http://schemas.microsoft.com/office/word/2018/wordml" xmlns:w16sdtdh="http://schemas.microsoft.com/office/word/2020/wordml/sdtdatahash" xmlns:w16sdtfl="http://schemas.microsoft.com/office/word/2024/wordml/sdtformatlock" xmlns:w16se="http://schemas.microsoft.com/office/word/2015/wordml/symex" xmlns:w16du="http://schemas.microsoft.com/office/word/2023/wordml/word16du" xmlns:wne="http://schemas.microsoft.com/office/word/2006/wordml" mc:Ignorable="w14 w15 w16se w16cid w16 w16cex w16sdtdh w16sdtfl w16du wp14">
+<w:footnotes xmlns:wpc="http://schemas.microsoft.com/office/word/2010/wordprocessingCanvas" xmlns:cx="http://schemas.microsoft.com/office/drawing/2014/chartex" xmlns:cx1="http://schemas.microsoft.com/office/drawing/2015/9/8/chartex" xmlns:cx2="http://schemas.microsoft.com/office/drawing/2015/10/21/chartex" xmlns:cx3="http://schemas.microsoft.com/office/drawing/2016/5/9/chartex" xmlns:cx4="http://schemas.microsoft.com/office/drawing/2016/5/10/chartex" xmlns:cx5="http://schemas.microsoft.com/office/drawing/2016/5/11/chartex" xmlns:cx6="http://schemas.microsoft.com/office/drawing/2016/5/12/chartex" xmlns:cx7="http://schemas.microsoft.com/office/drawing/2016/5/13/chartex" xmlns:cx8="http://schemas.microsoft.com/office/drawing/2016/5/14/chartex" xmlns:mc="http://schemas.openxmlformats.org/markup-compatibility/2006" xmlns:aink="http://schemas.microsoft.com/office/drawing/2016/ink" xmlns:am3d="http://schemas.microsoft.com/office/drawing/2017/model3d" xmlns:o="urn:schemas-microsoft-com:office:office" xmlns:oel="http://schemas.microsoft.com/office/2019/extlst" xmlns:r="http://schemas.openxmlformats.org/officeDocument/2006/relationships" xmlns:m="http://schemas.openxmlformats.org/officeDocument/2006/math" xmlns:v="urn:schemas-microsoft-com:vml" xmlns:wp14="http://schemas.microsoft.com/office/word/2010/wordprocessingDrawing" xmlns:wp="http://schemas.openxmlformats.org/drawingml/2006/wordprocessingDrawing" xmlns:w10="urn:schemas-microsoft-com:office:word" xmlns:w="http://schemas.openxmlformats.org/wordprocessingml/2006/main" xmlns:w14="http://schemas.microsoft.com/office/word/2010/wordml" xmlns:w15="http://schemas.microsoft.com/office/word/2012/wordml" xmlns:w16cex="http://schemas.microsoft.com/office/word/2018/wordml/cex" xmlns:w16cid="http://schemas.microsoft.com/office/word/2016/wordml/cid" xmlns:w16="http://schemas.microsoft.com/office/word/2018/wordml" xmlns:w16du="http://schemas.microsoft.com/office/word/2023/wordml/word16du" xmlns:w16sdtdh="http://schemas.microsoft.com/office/word/2020/wordml/sdtdatahash" xmlns:w16sdtfl="http://schemas.microsoft.com/office/word/2024/wordml/sdtformatlock" xmlns:w16se="http://schemas.microsoft.com/office/word/2015/wordml/symex" xmlns:wpg="http://schemas.microsoft.com/office/word/2010/wordprocessingGroup" xmlns:wpi="http://schemas.microsoft.com/office/word/2010/wordprocessingInk" xmlns:wne="http://schemas.microsoft.com/office/word/2006/wordml" xmlns:wps="http://schemas.microsoft.com/office/word/2010/wordprocessingShape" mc:Ignorable="w14 w15 w16se w16cid w16 w16cex w16sdtdh w16sdtfl w16du wp14">
   <w:footnote w:type="separator" w:id="-1">
     <w:p>
       <w:r>
@@ -7252,7 +8363,7 @@
 </file>
 
 <file path=word/numbering.xml><?xml version="1.0" encoding="utf-8"?>
-<w:numbering xmlns:wpc="http://schemas.microsoft.com/office/word/2010/wordprocessingCanvas" xmlns:cx="http://schemas.microsoft.com/office/drawing/2014/chartex" xmlns:cx1="http://schemas.microsoft.com/office/drawing/2015/9/8/chartex" xmlns:cx2="http://schemas.microsoft.com/office/drawing/2015/10/21/chartex" xmlns:cx3="http://schemas.microsoft.com/office/drawing/2016/5/9/chartex" xmlns:cx4="http://schemas.microsoft.com/office/drawing/2016/5/10/chartex" xmlns:cx5="http://schemas.microsoft.com/office/drawing/2016/5/11/chartex" xmlns:cx6="http://schemas.microsoft.com/office/drawing/2016/5/12/chartex" xmlns:cx7="http://schemas.microsoft.com/office/drawing/2016/5/13/chartex" xmlns:cx8="http://schemas.microsoft.com/office/drawing/2016/5/14/chartex" xmlns:mc="http://schemas.openxmlformats.org/markup-compatibility/2006" xmlns:m="http://schemas.openxmlformats.org/officeDocument/2006/math" xmlns:aink="http://schemas.microsoft.com/office/drawing/2016/ink" xmlns:am3d="http://schemas.microsoft.com/office/drawing/2017/model3d" xmlns:oel="http://schemas.microsoft.com/office/2019/extlst" xmlns:r="http://schemas.openxmlformats.org/officeDocument/2006/relationships" xmlns:wp14="http://schemas.microsoft.com/office/word/2010/wordprocessingDrawing" xmlns:wp="http://schemas.openxmlformats.org/drawingml/2006/wordprocessingDrawing" xmlns:wpg="http://schemas.microsoft.com/office/word/2010/wordprocessingGroup" xmlns:wpi="http://schemas.microsoft.com/office/word/2010/wordprocessingInk" xmlns:wps="http://schemas.microsoft.com/office/word/2010/wordprocessingShape" xmlns:o="urn:schemas-microsoft-com:office:office" xmlns:v="urn:schemas-microsoft-com:vml" xmlns:w10="urn:schemas-microsoft-com:office:word" xmlns:w="http://schemas.openxmlformats.org/wordprocessingml/2006/main" xmlns:w14="http://schemas.microsoft.com/office/word/2010/wordml" xmlns:w15="http://schemas.microsoft.com/office/word/2012/wordml" xmlns:w16cex="http://schemas.microsoft.com/office/word/2018/wordml/cex" xmlns:w16cid="http://schemas.microsoft.com/office/word/2016/wordml/cid" xmlns:w16="http://schemas.microsoft.com/office/word/2018/wordml" xmlns:w16sdtdh="http://schemas.microsoft.com/office/word/2020/wordml/sdtdatahash" xmlns:w16sdtfl="http://schemas.microsoft.com/office/word/2024/wordml/sdtformatlock" xmlns:w16se="http://schemas.microsoft.com/office/word/2015/wordml/symex" xmlns:w16du="http://schemas.microsoft.com/office/word/2023/wordml/word16du" xmlns:wne="http://schemas.microsoft.com/office/word/2006/wordml" mc:Ignorable="w14 w15 w16se w16cid w16 w16cex w16sdtdh w16sdtfl w16du wp14">
+<w:numbering xmlns:wpc="http://schemas.microsoft.com/office/word/2010/wordprocessingCanvas" xmlns:cx="http://schemas.microsoft.com/office/drawing/2014/chartex" xmlns:cx1="http://schemas.microsoft.com/office/drawing/2015/9/8/chartex" xmlns:cx2="http://schemas.microsoft.com/office/drawing/2015/10/21/chartex" xmlns:cx3="http://schemas.microsoft.com/office/drawing/2016/5/9/chartex" xmlns:cx4="http://schemas.microsoft.com/office/drawing/2016/5/10/chartex" xmlns:cx5="http://schemas.microsoft.com/office/drawing/2016/5/11/chartex" xmlns:cx6="http://schemas.microsoft.com/office/drawing/2016/5/12/chartex" xmlns:cx7="http://schemas.microsoft.com/office/drawing/2016/5/13/chartex" xmlns:cx8="http://schemas.microsoft.com/office/drawing/2016/5/14/chartex" xmlns:mc="http://schemas.openxmlformats.org/markup-compatibility/2006" xmlns:aink="http://schemas.microsoft.com/office/drawing/2016/ink" xmlns:am3d="http://schemas.microsoft.com/office/drawing/2017/model3d" xmlns:o="urn:schemas-microsoft-com:office:office" xmlns:oel="http://schemas.microsoft.com/office/2019/extlst" xmlns:r="http://schemas.openxmlformats.org/officeDocument/2006/relationships" xmlns:m="http://schemas.openxmlformats.org/officeDocument/2006/math" xmlns:v="urn:schemas-microsoft-com:vml" xmlns:wp14="http://schemas.microsoft.com/office/word/2010/wordprocessingDrawing" xmlns:wp="http://schemas.openxmlformats.org/drawingml/2006/wordprocessingDrawing" xmlns:w10="urn:schemas-microsoft-com:office:word" xmlns:w="http://schemas.openxmlformats.org/wordprocessingml/2006/main" xmlns:w14="http://schemas.microsoft.com/office/word/2010/wordml" xmlns:w15="http://schemas.microsoft.com/office/word/2012/wordml" xmlns:w16cex="http://schemas.microsoft.com/office/word/2018/wordml/cex" xmlns:w16cid="http://schemas.microsoft.com/office/word/2016/wordml/cid" xmlns:w16="http://schemas.microsoft.com/office/word/2018/wordml" xmlns:w16du="http://schemas.microsoft.com/office/word/2023/wordml/word16du" xmlns:w16sdtdh="http://schemas.microsoft.com/office/word/2020/wordml/sdtdatahash" xmlns:w16sdtfl="http://schemas.microsoft.com/office/word/2024/wordml/sdtformatlock" xmlns:w16se="http://schemas.microsoft.com/office/word/2015/wordml/symex" xmlns:wpg="http://schemas.microsoft.com/office/word/2010/wordprocessingGroup" xmlns:wpi="http://schemas.microsoft.com/office/word/2010/wordprocessingInk" xmlns:wne="http://schemas.microsoft.com/office/word/2006/wordml" xmlns:wps="http://schemas.microsoft.com/office/word/2010/wordprocessingShape" mc:Ignorable="w14 w15 w16se w16cid w16 w16cex w16sdtdh w16sdtfl w16du wp14">
   <w:abstractNum w:abstractNumId="0" w15:restartNumberingAfterBreak="0">
     <w:nsid w:val="04210315"/>
     <w:multiLevelType w:val="multilevel"/>
@@ -8018,7 +9129,7 @@
 </file>
 
 <file path=word/styles.xml><?xml version="1.0" encoding="utf-8"?>
-<w:styles xmlns:mc="http://schemas.openxmlformats.org/markup-compatibility/2006" xmlns:r="http://schemas.openxmlformats.org/officeDocument/2006/relationships" xmlns:w="http://schemas.openxmlformats.org/wordprocessingml/2006/main" xmlns:w14="http://schemas.microsoft.com/office/word/2010/wordml" xmlns:w15="http://schemas.microsoft.com/office/word/2012/wordml" xmlns:w16cex="http://schemas.microsoft.com/office/word/2018/wordml/cex" xmlns:w16cid="http://schemas.microsoft.com/office/word/2016/wordml/cid" xmlns:w16="http://schemas.microsoft.com/office/word/2018/wordml" xmlns:w16sdtdh="http://schemas.microsoft.com/office/word/2020/wordml/sdtdatahash" xmlns:w16sdtfl="http://schemas.microsoft.com/office/word/2024/wordml/sdtformatlock" xmlns:w16se="http://schemas.microsoft.com/office/word/2015/wordml/symex" xmlns:w16du="http://schemas.microsoft.com/office/word/2023/wordml/word16du" mc:Ignorable="w14 w15 w16se w16cid w16 w16cex w16sdtdh w16sdtfl w16du">
+<w:styles xmlns:mc="http://schemas.openxmlformats.org/markup-compatibility/2006" xmlns:r="http://schemas.openxmlformats.org/officeDocument/2006/relationships" xmlns:w="http://schemas.openxmlformats.org/wordprocessingml/2006/main" xmlns:w14="http://schemas.microsoft.com/office/word/2010/wordml" xmlns:w15="http://schemas.microsoft.com/office/word/2012/wordml" xmlns:w16cex="http://schemas.microsoft.com/office/word/2018/wordml/cex" xmlns:w16cid="http://schemas.microsoft.com/office/word/2016/wordml/cid" xmlns:w16="http://schemas.microsoft.com/office/word/2018/wordml" xmlns:w16du="http://schemas.microsoft.com/office/word/2023/wordml/word16du" xmlns:w16sdtdh="http://schemas.microsoft.com/office/word/2020/wordml/sdtdatahash" xmlns:w16sdtfl="http://schemas.microsoft.com/office/word/2024/wordml/sdtformatlock" xmlns:w16se="http://schemas.microsoft.com/office/word/2015/wordml/symex" mc:Ignorable="w14 w15 w16se w16cid w16 w16cex w16sdtdh w16sdtfl w16du">
   <w:docDefaults>
     <w:rPrDefault>
       <w:rPr>
@@ -9129,28 +10240,28 @@
 </file>
 
 <file path=customXml/item1.xml><?xml version="1.0" encoding="utf-8"?>
+<b:Sources xmlns:b="http://schemas.openxmlformats.org/officeDocument/2006/bibliography" xmlns="http://schemas.openxmlformats.org/officeDocument/2006/bibliography" SelectedStyle="\APASixthEditionOfficeOnline.xsl" StyleName="APA" Version="6"/>
+</file>
+
+<file path=customXml/item2.xml><?xml version="1.0" encoding="utf-8"?>
 <go:gDocsCustomXmlDataStorage xmlns:go="http://customooxmlschemas.google.com/" xmlns:r="http://schemas.openxmlformats.org/officeDocument/2006/relationships" uri="GoogleDocsCustomDataVersion2">
   <go:docsCustomData xmlns:go="http://customooxmlschemas.google.com/" roundtripDataSignature="AMtx7mhZqFjrD8MXjqZZurLuXMEnLhx05A==">CgMxLjAyCGguZ2pkZ3hzMgloLjMwajB6bGwyCWguMWZvYjl0ZTIJaC4zem55c2g3MgloLjJldDkycDAyCGgudHlqY3d0MgloLjNkeTZ2a204AHIhMTY1X3ZLQy1MMFB4NWRLWlNxM1VxblBvNkw0U05NelRC</go:docsCustomData>
 </go:gDocsCustomXmlDataStorage>
 </file>
 
-<file path=customXml/item2.xml><?xml version="1.0" encoding="utf-8"?>
-<b:Sources xmlns:b="http://schemas.openxmlformats.org/officeDocument/2006/bibliography" xmlns="http://schemas.openxmlformats.org/officeDocument/2006/bibliography" SelectedStyle="\APASixthEditionOfficeOnline.xsl" StyleName="APA" Version="6"/>
+<file path=customXml/itemProps1.xml><?xml version="1.0" encoding="utf-8"?>
+<ds:datastoreItem xmlns:ds="http://schemas.openxmlformats.org/officeDocument/2006/customXml" ds:itemID="{94F909FD-9E54-4CA6-A4D0-DC30A7FBE8F2}">
+  <ds:schemaRefs>
+    <ds:schemaRef ds:uri="http://schemas.openxmlformats.org/officeDocument/2006/bibliography"/>
+  </ds:schemaRefs>
+</ds:datastoreItem>
 </file>
 
-<file path=customXml/itemProps1.xml><?xml version="1.0" encoding="utf-8"?>
+<file path=customXml/itemProps2.xml><?xml version="1.0" encoding="utf-8"?>
 <ds:datastoreItem xmlns:ds="http://schemas.openxmlformats.org/officeDocument/2006/customXml" ds:itemID="{11111111-1234-1234-1234-123412341234}">
   <ds:schemaRefs>
     <ds:schemaRef ds:uri="http://customooxmlschemas.google.com/"/>
     <ds:schemaRef ds:uri="http://schemas.openxmlformats.org/officeDocument/2006/relationships"/>
   </ds:schemaRefs>
 </ds:datastoreItem>
-</file>
-
-<file path=customXml/itemProps2.xml><?xml version="1.0" encoding="utf-8"?>
-<ds:datastoreItem xmlns:ds="http://schemas.openxmlformats.org/officeDocument/2006/customXml" ds:itemID="{94F909FD-9E54-4CA6-A4D0-DC30A7FBE8F2}">
-  <ds:schemaRefs>
-    <ds:schemaRef ds:uri="http://schemas.openxmlformats.org/officeDocument/2006/bibliography"/>
-  </ds:schemaRefs>
-</ds:datastoreItem>
 </file>